--- a/TryHackMe/gamingserver/Gabriel-F-Sabino/writeup.docx
+++ b/TryHackMe/gamingserver/Gabriel-F-Sabino/writeup.docx
@@ -33,7 +33,7 @@
                     <pic:cNvPicPr/>
                   </pic:nvPicPr>
                   <pic:blipFill>
-                    <a:blip r:embed="rId7">
+                    <a:blip r:embed="rId8">
                       <a:extLst>
                         <a:ext uri="{28A0092B-C50C-407E-A947-70E740481C1C}">
                           <a14:useLocalDpi xmlns:a14="http://schemas.microsoft.com/office/drawing/2010/main" val="0"/>
@@ -655,7 +655,7 @@
                 <w:sz w:val="24"/>
                 <w:szCs w:val="24"/>
               </w:rPr>
-              <w:t>Sérgio Guidi Trovo</w:t>
+              <w:t>Larissa Gomes</w:t>
             </w:r>
           </w:p>
         </w:tc>
@@ -1059,7 +1059,7 @@
                 <w:sz w:val="24"/>
                 <w:szCs w:val="24"/>
               </w:rPr>
-              <w:t>13/09/2025</w:t>
+              <w:t>21/03/2026</w:t>
             </w:r>
           </w:p>
         </w:tc>
@@ -2297,7 +2297,7 @@
                     <pic:cNvPicPr/>
                   </pic:nvPicPr>
                   <pic:blipFill>
-                    <a:blip r:embed="rId8"/>
+                    <a:blip r:embed="rId9"/>
                     <a:stretch>
                       <a:fillRect/>
                     </a:stretch>
@@ -2394,75 +2394,6 @@
             <wp:extent cx="5067300" cy="3840398"/>
             <wp:effectExtent l="0" t="0" r="0" b="8255"/>
             <wp:docPr id="6" name="Imagem 6"/>
-            <wp:cNvGraphicFramePr>
-              <a:graphicFrameLocks xmlns:a="http://schemas.openxmlformats.org/drawingml/2006/main" noChangeAspect="1"/>
-            </wp:cNvGraphicFramePr>
-            <a:graphic xmlns:a="http://schemas.openxmlformats.org/drawingml/2006/main">
-              <a:graphicData uri="http://schemas.openxmlformats.org/drawingml/2006/picture">
-                <pic:pic xmlns:pic="http://schemas.openxmlformats.org/drawingml/2006/picture">
-                  <pic:nvPicPr>
-                    <pic:cNvPr id="1" name=""/>
-                    <pic:cNvPicPr/>
-                  </pic:nvPicPr>
-                  <pic:blipFill>
-                    <a:blip r:embed="rId9"/>
-                    <a:stretch>
-                      <a:fillRect/>
-                    </a:stretch>
-                  </pic:blipFill>
-                  <pic:spPr>
-                    <a:xfrm>
-                      <a:off x="0" y="0"/>
-                      <a:ext cx="5077000" cy="3847749"/>
-                    </a:xfrm>
-                    <a:prstGeom prst="rect">
-                      <a:avLst/>
-                    </a:prstGeom>
-                  </pic:spPr>
-                </pic:pic>
-              </a:graphicData>
-            </a:graphic>
-          </wp:inline>
-        </w:drawing>
-      </w:r>
-    </w:p>
-    <w:p>
-      <w:pPr>
-        <w:ind w:firstLine="720"/>
-        <w:rPr>
-          <w:rFonts w:ascii="Arial" w:eastAsia="Arial" w:hAnsi="Arial" w:cs="Arial"/>
-          <w:sz w:val="24"/>
-          <w:szCs w:val="24"/>
-        </w:rPr>
-      </w:pPr>
-      <w:r>
-        <w:rPr>
-          <w:rFonts w:ascii="Arial" w:eastAsia="Arial" w:hAnsi="Arial" w:cs="Arial"/>
-          <w:sz w:val="24"/>
-          <w:szCs w:val="24"/>
-        </w:rPr>
-        <w:lastRenderedPageBreak/>
-        <w:t>Analisando o código fonte da página encontramos uma mensagem no final dela:</w:t>
-      </w:r>
-    </w:p>
-    <w:p>
-      <w:pPr>
-        <w:ind w:firstLine="720"/>
-        <w:rPr>
-          <w:rFonts w:ascii="Arial" w:eastAsia="Arial" w:hAnsi="Arial" w:cs="Arial"/>
-          <w:sz w:val="24"/>
-          <w:szCs w:val="24"/>
-        </w:rPr>
-      </w:pPr>
-      <w:r>
-        <w:rPr>
-          <w:noProof/>
-        </w:rPr>
-        <w:drawing>
-          <wp:inline distT="0" distB="0" distL="0" distR="0" wp14:anchorId="65B69EA2" wp14:editId="29F09B13">
-            <wp:extent cx="5400040" cy="2254250"/>
-            <wp:effectExtent l="0" t="0" r="0" b="0"/>
-            <wp:docPr id="16" name="Imagem 16"/>
             <wp:cNvGraphicFramePr>
               <a:graphicFrameLocks xmlns:a="http://schemas.openxmlformats.org/drawingml/2006/main" noChangeAspect="1"/>
             </wp:cNvGraphicFramePr>
@@ -2482,7 +2413,7 @@
                   <pic:spPr>
                     <a:xfrm>
                       <a:off x="0" y="0"/>
-                      <a:ext cx="5400040" cy="2254250"/>
+                      <a:ext cx="5077000" cy="3847749"/>
                     </a:xfrm>
                     <a:prstGeom prst="rect">
                       <a:avLst/>
@@ -2510,75 +2441,8 @@
           <w:sz w:val="24"/>
           <w:szCs w:val="24"/>
         </w:rPr>
-        <w:t>Conseguimos um possível login (</w:t>
-      </w:r>
-      <w:proofErr w:type="spellStart"/>
-      <w:r>
-        <w:rPr>
-          <w:rFonts w:ascii="Arial" w:eastAsia="Arial" w:hAnsi="Arial" w:cs="Arial"/>
-          <w:sz w:val="24"/>
-          <w:szCs w:val="24"/>
-        </w:rPr>
-        <w:t>john</w:t>
-      </w:r>
-      <w:proofErr w:type="spellEnd"/>
-      <w:r>
-        <w:rPr>
-          <w:rFonts w:ascii="Arial" w:eastAsia="Arial" w:hAnsi="Arial" w:cs="Arial"/>
-          <w:sz w:val="24"/>
-          <w:szCs w:val="24"/>
-        </w:rPr>
-        <w:t>)</w:t>
-      </w:r>
-      <w:r>
-        <w:rPr>
-          <w:rFonts w:ascii="Arial" w:eastAsia="Arial" w:hAnsi="Arial" w:cs="Arial"/>
-          <w:sz w:val="24"/>
-          <w:szCs w:val="24"/>
-        </w:rPr>
-        <w:t>. A</w:t>
-      </w:r>
-      <w:r>
-        <w:rPr>
-          <w:rFonts w:ascii="Arial" w:eastAsia="Arial" w:hAnsi="Arial" w:cs="Arial"/>
-          <w:sz w:val="24"/>
-          <w:szCs w:val="24"/>
-        </w:rPr>
-        <w:t>gora</w:t>
-      </w:r>
-      <w:r>
-        <w:rPr>
-          <w:rFonts w:ascii="Arial" w:eastAsia="Arial" w:hAnsi="Arial" w:cs="Arial"/>
-          <w:sz w:val="24"/>
-          <w:szCs w:val="24"/>
-        </w:rPr>
-        <w:t>,</w:t>
-      </w:r>
-      <w:r>
-        <w:rPr>
-          <w:rFonts w:ascii="Arial" w:eastAsia="Arial" w:hAnsi="Arial" w:cs="Arial"/>
-          <w:sz w:val="24"/>
-          <w:szCs w:val="24"/>
-        </w:rPr>
-        <w:t xml:space="preserve"> utilizando o </w:t>
-      </w:r>
-      <w:proofErr w:type="spellStart"/>
-      <w:r>
-        <w:rPr>
-          <w:rFonts w:ascii="Arial" w:eastAsia="Arial" w:hAnsi="Arial" w:cs="Arial"/>
-          <w:sz w:val="24"/>
-          <w:szCs w:val="24"/>
-        </w:rPr>
-        <w:t>gobuster</w:t>
-      </w:r>
-      <w:proofErr w:type="spellEnd"/>
-      <w:r>
-        <w:rPr>
-          <w:rFonts w:ascii="Arial" w:eastAsia="Arial" w:hAnsi="Arial" w:cs="Arial"/>
-          <w:sz w:val="24"/>
-          <w:szCs w:val="24"/>
-        </w:rPr>
-        <w:t xml:space="preserve"> para encontrar diretórios, descobrimos apenas 2:</w:t>
+        <w:lastRenderedPageBreak/>
+        <w:t>Analisando o código fonte da página encontramos uma mensagem no final dela:</w:t>
       </w:r>
     </w:p>
     <w:p>
@@ -2595,10 +2459,10 @@
           <w:noProof/>
         </w:rPr>
         <w:drawing>
-          <wp:inline distT="0" distB="0" distL="0" distR="0" wp14:anchorId="2E4F9A16" wp14:editId="3ED70C11">
-            <wp:extent cx="5400040" cy="1631315"/>
-            <wp:effectExtent l="0" t="0" r="0" b="6985"/>
-            <wp:docPr id="12" name="Imagem 12"/>
+          <wp:inline distT="0" distB="0" distL="0" distR="0" wp14:anchorId="65B69EA2" wp14:editId="29F09B13">
+            <wp:extent cx="5400040" cy="2254250"/>
+            <wp:effectExtent l="0" t="0" r="0" b="0"/>
+            <wp:docPr id="16" name="Imagem 16"/>
             <wp:cNvGraphicFramePr>
               <a:graphicFrameLocks xmlns:a="http://schemas.openxmlformats.org/drawingml/2006/main" noChangeAspect="1"/>
             </wp:cNvGraphicFramePr>
@@ -2618,7 +2482,7 @@
                   <pic:spPr>
                     <a:xfrm>
                       <a:off x="0" y="0"/>
-                      <a:ext cx="5400040" cy="1631315"/>
+                      <a:ext cx="5400040" cy="2254250"/>
                     </a:xfrm>
                     <a:prstGeom prst="rect">
                       <a:avLst/>
@@ -2630,14 +2494,6 @@
           </wp:inline>
         </w:drawing>
       </w:r>
-      <w:r>
-        <w:rPr>
-          <w:rFonts w:ascii="Arial" w:eastAsia="Arial" w:hAnsi="Arial" w:cs="Arial"/>
-          <w:sz w:val="24"/>
-          <w:szCs w:val="24"/>
-        </w:rPr>
-        <w:t xml:space="preserve"> </w:t>
-      </w:r>
     </w:p>
     <w:p>
       <w:pPr>
@@ -2654,7 +2510,7 @@
           <w:sz w:val="24"/>
           <w:szCs w:val="24"/>
         </w:rPr>
-        <w:t>Vamos primeiro ir até o /</w:t>
+        <w:t>Conseguimos um possível login (</w:t>
       </w:r>
       <w:proofErr w:type="spellStart"/>
       <w:r>
@@ -2663,7 +2519,7 @@
           <w:sz w:val="24"/>
           <w:szCs w:val="24"/>
         </w:rPr>
-        <w:t>secret</w:t>
+        <w:t>john</w:t>
       </w:r>
       <w:proofErr w:type="spellEnd"/>
       <w:r>
@@ -2672,7 +2528,57 @@
           <w:sz w:val="24"/>
           <w:szCs w:val="24"/>
         </w:rPr>
-        <w:t>:</w:t>
+        <w:t>)</w:t>
+      </w:r>
+      <w:r>
+        <w:rPr>
+          <w:rFonts w:ascii="Arial" w:eastAsia="Arial" w:hAnsi="Arial" w:cs="Arial"/>
+          <w:sz w:val="24"/>
+          <w:szCs w:val="24"/>
+        </w:rPr>
+        <w:t>. A</w:t>
+      </w:r>
+      <w:r>
+        <w:rPr>
+          <w:rFonts w:ascii="Arial" w:eastAsia="Arial" w:hAnsi="Arial" w:cs="Arial"/>
+          <w:sz w:val="24"/>
+          <w:szCs w:val="24"/>
+        </w:rPr>
+        <w:t>gora</w:t>
+      </w:r>
+      <w:r>
+        <w:rPr>
+          <w:rFonts w:ascii="Arial" w:eastAsia="Arial" w:hAnsi="Arial" w:cs="Arial"/>
+          <w:sz w:val="24"/>
+          <w:szCs w:val="24"/>
+        </w:rPr>
+        <w:t>,</w:t>
+      </w:r>
+      <w:r>
+        <w:rPr>
+          <w:rFonts w:ascii="Arial" w:eastAsia="Arial" w:hAnsi="Arial" w:cs="Arial"/>
+          <w:sz w:val="24"/>
+          <w:szCs w:val="24"/>
+        </w:rPr>
+        <w:t xml:space="preserve"> utilizando o </w:t>
+      </w:r>
+      <w:proofErr w:type="spellStart"/>
+      <w:r>
+        <w:rPr>
+          <w:rFonts w:ascii="Arial" w:eastAsia="Arial" w:hAnsi="Arial" w:cs="Arial"/>
+          <w:sz w:val="24"/>
+          <w:szCs w:val="24"/>
+        </w:rPr>
+        <w:t>gobuster</w:t>
+      </w:r>
+      <w:proofErr w:type="spellEnd"/>
+      <w:r>
+        <w:rPr>
+          <w:rFonts w:ascii="Arial" w:eastAsia="Arial" w:hAnsi="Arial" w:cs="Arial"/>
+          <w:sz w:val="24"/>
+          <w:szCs w:val="24"/>
+        </w:rPr>
+        <w:t xml:space="preserve"> para encontrar diretórios, descobrimos apenas 2:</w:t>
       </w:r>
     </w:p>
     <w:p>
@@ -2689,10 +2595,10 @@
           <w:noProof/>
         </w:rPr>
         <w:drawing>
-          <wp:inline distT="0" distB="0" distL="0" distR="0" wp14:anchorId="167EECE2" wp14:editId="5C80C989">
-            <wp:extent cx="4324621" cy="1924050"/>
-            <wp:effectExtent l="0" t="0" r="0" b="0"/>
-            <wp:docPr id="17" name="Imagem 17"/>
+          <wp:inline distT="0" distB="0" distL="0" distR="0" wp14:anchorId="2E4F9A16" wp14:editId="3ED70C11">
+            <wp:extent cx="5400040" cy="1631315"/>
+            <wp:effectExtent l="0" t="0" r="0" b="6985"/>
+            <wp:docPr id="12" name="Imagem 12"/>
             <wp:cNvGraphicFramePr>
               <a:graphicFrameLocks xmlns:a="http://schemas.openxmlformats.org/drawingml/2006/main" noChangeAspect="1"/>
             </wp:cNvGraphicFramePr>
@@ -2712,7 +2618,7 @@
                   <pic:spPr>
                     <a:xfrm>
                       <a:off x="0" y="0"/>
-                      <a:ext cx="4444418" cy="1977348"/>
+                      <a:ext cx="5400040" cy="1631315"/>
                     </a:xfrm>
                     <a:prstGeom prst="rect">
                       <a:avLst/>
@@ -2724,6 +2630,14 @@
           </wp:inline>
         </w:drawing>
       </w:r>
+      <w:r>
+        <w:rPr>
+          <w:rFonts w:ascii="Arial" w:eastAsia="Arial" w:hAnsi="Arial" w:cs="Arial"/>
+          <w:sz w:val="24"/>
+          <w:szCs w:val="24"/>
+        </w:rPr>
+        <w:t xml:space="preserve"> </w:t>
+      </w:r>
     </w:p>
     <w:p>
       <w:pPr>
@@ -2740,7 +2654,7 @@
           <w:sz w:val="24"/>
           <w:szCs w:val="24"/>
         </w:rPr>
-        <w:t xml:space="preserve">Abrindo o arquivo </w:t>
+        <w:t>Vamos primeiro ir até o /</w:t>
       </w:r>
       <w:proofErr w:type="spellStart"/>
       <w:r>
@@ -2749,7 +2663,7 @@
           <w:sz w:val="24"/>
           <w:szCs w:val="24"/>
         </w:rPr>
-        <w:t>secretKey</w:t>
+        <w:t>secret</w:t>
       </w:r>
       <w:proofErr w:type="spellEnd"/>
       <w:r>
@@ -2758,7 +2672,7 @@
           <w:sz w:val="24"/>
           <w:szCs w:val="24"/>
         </w:rPr>
-        <w:t>, temos uma chave RSA:</w:t>
+        <w:t>:</w:t>
       </w:r>
     </w:p>
     <w:p>
@@ -2774,12 +2688,11 @@
         <w:rPr>
           <w:noProof/>
         </w:rPr>
-        <w:lastRenderedPageBreak/>
         <w:drawing>
-          <wp:inline distT="0" distB="0" distL="0" distR="0" wp14:anchorId="4F80DDA6" wp14:editId="6D80FB8C">
-            <wp:extent cx="4319077" cy="4229100"/>
-            <wp:effectExtent l="0" t="0" r="5715" b="0"/>
-            <wp:docPr id="18" name="Imagem 18"/>
+          <wp:inline distT="0" distB="0" distL="0" distR="0" wp14:anchorId="167EECE2" wp14:editId="5C80C989">
+            <wp:extent cx="4324621" cy="1924050"/>
+            <wp:effectExtent l="0" t="0" r="0" b="0"/>
+            <wp:docPr id="17" name="Imagem 17"/>
             <wp:cNvGraphicFramePr>
               <a:graphicFrameLocks xmlns:a="http://schemas.openxmlformats.org/drawingml/2006/main" noChangeAspect="1"/>
             </wp:cNvGraphicFramePr>
@@ -2799,7 +2712,7 @@
                   <pic:spPr>
                     <a:xfrm>
                       <a:off x="0" y="0"/>
-                      <a:ext cx="4351149" cy="4260504"/>
+                      <a:ext cx="4444418" cy="1977348"/>
                     </a:xfrm>
                     <a:prstGeom prst="rect">
                       <a:avLst/>
@@ -2827,7 +2740,25 @@
           <w:sz w:val="24"/>
           <w:szCs w:val="24"/>
         </w:rPr>
-        <w:t>Agora indo até /uploads temos:</w:t>
+        <w:t xml:space="preserve">Abrindo o arquivo </w:t>
+      </w:r>
+      <w:proofErr w:type="spellStart"/>
+      <w:r>
+        <w:rPr>
+          <w:rFonts w:ascii="Arial" w:eastAsia="Arial" w:hAnsi="Arial" w:cs="Arial"/>
+          <w:sz w:val="24"/>
+          <w:szCs w:val="24"/>
+        </w:rPr>
+        <w:t>secretKey</w:t>
+      </w:r>
+      <w:proofErr w:type="spellEnd"/>
+      <w:r>
+        <w:rPr>
+          <w:rFonts w:ascii="Arial" w:eastAsia="Arial" w:hAnsi="Arial" w:cs="Arial"/>
+          <w:sz w:val="24"/>
+          <w:szCs w:val="24"/>
+        </w:rPr>
+        <w:t>, temos uma chave RSA:</w:t>
       </w:r>
     </w:p>
     <w:p>
@@ -2843,11 +2774,12 @@
         <w:rPr>
           <w:noProof/>
         </w:rPr>
+        <w:lastRenderedPageBreak/>
         <w:drawing>
-          <wp:inline distT="0" distB="0" distL="0" distR="0" wp14:anchorId="14C494BD" wp14:editId="15F9AA90">
-            <wp:extent cx="4271752" cy="2390775"/>
-            <wp:effectExtent l="0" t="0" r="0" b="0"/>
-            <wp:docPr id="19" name="Imagem 19"/>
+          <wp:inline distT="0" distB="0" distL="0" distR="0" wp14:anchorId="4F80DDA6" wp14:editId="6D80FB8C">
+            <wp:extent cx="4319077" cy="4229100"/>
+            <wp:effectExtent l="0" t="0" r="5715" b="0"/>
+            <wp:docPr id="18" name="Imagem 18"/>
             <wp:cNvGraphicFramePr>
               <a:graphicFrameLocks xmlns:a="http://schemas.openxmlformats.org/drawingml/2006/main" noChangeAspect="1"/>
             </wp:cNvGraphicFramePr>
@@ -2867,6 +2799,74 @@
                   <pic:spPr>
                     <a:xfrm>
                       <a:off x="0" y="0"/>
+                      <a:ext cx="4351149" cy="4260504"/>
+                    </a:xfrm>
+                    <a:prstGeom prst="rect">
+                      <a:avLst/>
+                    </a:prstGeom>
+                  </pic:spPr>
+                </pic:pic>
+              </a:graphicData>
+            </a:graphic>
+          </wp:inline>
+        </w:drawing>
+      </w:r>
+    </w:p>
+    <w:p>
+      <w:pPr>
+        <w:ind w:firstLine="720"/>
+        <w:rPr>
+          <w:rFonts w:ascii="Arial" w:eastAsia="Arial" w:hAnsi="Arial" w:cs="Arial"/>
+          <w:sz w:val="24"/>
+          <w:szCs w:val="24"/>
+        </w:rPr>
+      </w:pPr>
+      <w:r>
+        <w:rPr>
+          <w:rFonts w:ascii="Arial" w:eastAsia="Arial" w:hAnsi="Arial" w:cs="Arial"/>
+          <w:sz w:val="24"/>
+          <w:szCs w:val="24"/>
+        </w:rPr>
+        <w:t>Agora indo até /uploads temos:</w:t>
+      </w:r>
+    </w:p>
+    <w:p>
+      <w:pPr>
+        <w:ind w:firstLine="720"/>
+        <w:rPr>
+          <w:rFonts w:ascii="Arial" w:eastAsia="Arial" w:hAnsi="Arial" w:cs="Arial"/>
+          <w:sz w:val="24"/>
+          <w:szCs w:val="24"/>
+        </w:rPr>
+      </w:pPr>
+      <w:r>
+        <w:rPr>
+          <w:noProof/>
+        </w:rPr>
+        <w:drawing>
+          <wp:inline distT="0" distB="0" distL="0" distR="0" wp14:anchorId="14C494BD" wp14:editId="15F9AA90">
+            <wp:extent cx="4271752" cy="2390775"/>
+            <wp:effectExtent l="0" t="0" r="0" b="0"/>
+            <wp:docPr id="19" name="Imagem 19"/>
+            <wp:cNvGraphicFramePr>
+              <a:graphicFrameLocks xmlns:a="http://schemas.openxmlformats.org/drawingml/2006/main" noChangeAspect="1"/>
+            </wp:cNvGraphicFramePr>
+            <a:graphic xmlns:a="http://schemas.openxmlformats.org/drawingml/2006/main">
+              <a:graphicData uri="http://schemas.openxmlformats.org/drawingml/2006/picture">
+                <pic:pic xmlns:pic="http://schemas.openxmlformats.org/drawingml/2006/picture">
+                  <pic:nvPicPr>
+                    <pic:cNvPr id="1" name=""/>
+                    <pic:cNvPicPr/>
+                  </pic:nvPicPr>
+                  <pic:blipFill>
+                    <a:blip r:embed="rId15"/>
+                    <a:stretch>
+                      <a:fillRect/>
+                    </a:stretch>
+                  </pic:blipFill>
+                  <pic:spPr>
+                    <a:xfrm>
+                      <a:off x="0" y="0"/>
                       <a:ext cx="4298316" cy="2405642"/>
                     </a:xfrm>
                     <a:prstGeom prst="rect">
@@ -3096,7 +3096,7 @@
                 <wp:cNvGraphicFramePr/>
                 <a:graphic xmlns:a="http://schemas.openxmlformats.org/drawingml/2006/main">
                   <a:graphicData uri="http://schemas.microsoft.com/office/word/2010/wordprocessingInk">
-                    <w14:contentPart bwMode="auto" r:id="rId15">
+                    <w14:contentPart bwMode="auto" r:id="rId16">
                       <w14:nvContentPartPr>
                         <w14:cNvContentPartPr/>
                       </w14:nvContentPartPr>
@@ -3132,7 +3132,7 @@
                 <o:lock v:ext="edit" aspectratio="t"/>
               </v:shapetype>
               <v:shape id="Tinta 4" o:spid="_x0000_s1026" type="#_x0000_t75" style="position:absolute;margin-left:41.1pt;margin-top:134.95pt;width:31.65pt;height:5.7pt;z-index:251660288;visibility:visible;mso-wrap-style:square;mso-wrap-distance-left:9pt;mso-wrap-distance-top:0;mso-wrap-distance-right:9pt;mso-wrap-distance-bottom:0;mso-position-horizontal:absolute;mso-position-horizontal-relative:text;mso-position-vertical:absolute;mso-position-vertical-relative:text" o:gfxdata="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">
-                <v:imagedata r:id="rId16" o:title=""/>
+                <v:imagedata r:id="rId17" o:title=""/>
               </v:shape>
             </w:pict>
           </mc:Fallback>
@@ -3158,7 +3158,7 @@
                     <pic:cNvPicPr/>
                   </pic:nvPicPr>
                   <pic:blipFill>
-                    <a:blip r:embed="rId17"/>
+                    <a:blip r:embed="rId18"/>
                     <a:stretch>
                       <a:fillRect/>
                     </a:stretch>
@@ -3272,7 +3272,7 @@
                 <wp:cNvGraphicFramePr/>
                 <a:graphic xmlns:a="http://schemas.openxmlformats.org/drawingml/2006/main">
                   <a:graphicData uri="http://schemas.microsoft.com/office/word/2010/wordprocessingInk">
-                    <w14:contentPart bwMode="auto" r:id="rId18">
+                    <w14:contentPart bwMode="auto" r:id="rId19">
                       <w14:nvContentPartPr>
                         <w14:cNvContentPartPr/>
                       </w14:nvContentPartPr>
@@ -3289,7 +3289,7 @@
           <mc:Fallback>
             <w:pict>
               <v:shape w14:anchorId="25DCEE22" id="Tinta 8" o:spid="_x0000_s1026" type="#_x0000_t75" style="position:absolute;margin-left:39.5pt;margin-top:233.25pt;width:198.8pt;height:9.95pt;z-index:251661312;visibility:visible;mso-wrap-style:square;mso-wrap-distance-left:9pt;mso-wrap-distance-top:0;mso-wrap-distance-right:9pt;mso-wrap-distance-bottom:0;mso-position-horizontal:absolute;mso-position-horizontal-relative:text;mso-position-vertical:absolute;mso-position-vertical-relative:text" o:gfxdata="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">
-                <v:imagedata r:id="rId19" o:title=""/>
+                <v:imagedata r:id="rId20" o:title=""/>
               </v:shape>
             </w:pict>
           </mc:Fallback>
@@ -3304,172 +3304,6 @@
             <wp:extent cx="5350311" cy="3305175"/>
             <wp:effectExtent l="0" t="0" r="3175" b="0"/>
             <wp:docPr id="21" name="Imagem 21"/>
-            <wp:cNvGraphicFramePr>
-              <a:graphicFrameLocks xmlns:a="http://schemas.openxmlformats.org/drawingml/2006/main" noChangeAspect="1"/>
-            </wp:cNvGraphicFramePr>
-            <a:graphic xmlns:a="http://schemas.openxmlformats.org/drawingml/2006/main">
-              <a:graphicData uri="http://schemas.openxmlformats.org/drawingml/2006/picture">
-                <pic:pic xmlns:pic="http://schemas.openxmlformats.org/drawingml/2006/picture">
-                  <pic:nvPicPr>
-                    <pic:cNvPr id="1" name=""/>
-                    <pic:cNvPicPr/>
-                  </pic:nvPicPr>
-                  <pic:blipFill>
-                    <a:blip r:embed="rId20"/>
-                    <a:stretch>
-                      <a:fillRect/>
-                    </a:stretch>
-                  </pic:blipFill>
-                  <pic:spPr>
-                    <a:xfrm>
-                      <a:off x="0" y="0"/>
-                      <a:ext cx="5424270" cy="3350863"/>
-                    </a:xfrm>
-                    <a:prstGeom prst="rect">
-                      <a:avLst/>
-                    </a:prstGeom>
-                  </pic:spPr>
-                </pic:pic>
-              </a:graphicData>
-            </a:graphic>
-          </wp:inline>
-        </w:drawing>
-      </w:r>
-    </w:p>
-    <w:p>
-      <w:pPr>
-        <w:rPr>
-          <w:rFonts w:ascii="Arial" w:eastAsia="Arial" w:hAnsi="Arial" w:cs="Arial"/>
-          <w:sz w:val="24"/>
-          <w:szCs w:val="24"/>
-          <w:lang w:val="en-US"/>
-        </w:rPr>
-      </w:pPr>
-      <w:r>
-        <w:rPr>
-          <w:rFonts w:ascii="Arial" w:eastAsia="Arial" w:hAnsi="Arial" w:cs="Arial"/>
-          <w:b/>
-          <w:smallCaps/>
-          <w:color w:val="000000"/>
-          <w:sz w:val="24"/>
-          <w:szCs w:val="24"/>
-          <w:lang w:val="en-US"/>
-        </w:rPr>
-        <w:lastRenderedPageBreak/>
-        <w:t xml:space="preserve">What is the </w:t>
-      </w:r>
-      <w:r>
-        <w:rPr>
-          <w:rFonts w:ascii="Arial" w:eastAsia="Arial" w:hAnsi="Arial" w:cs="Arial"/>
-          <w:b/>
-          <w:smallCaps/>
-          <w:color w:val="000000"/>
-          <w:sz w:val="24"/>
-          <w:szCs w:val="24"/>
-          <w:lang w:val="en-US"/>
-        </w:rPr>
-        <w:t>ROOT</w:t>
-      </w:r>
-      <w:r>
-        <w:rPr>
-          <w:rFonts w:ascii="Arial" w:eastAsia="Arial" w:hAnsi="Arial" w:cs="Arial"/>
-          <w:b/>
-          <w:smallCaps/>
-          <w:color w:val="000000"/>
-          <w:sz w:val="24"/>
-          <w:szCs w:val="24"/>
-          <w:lang w:val="en-US"/>
-        </w:rPr>
-        <w:t xml:space="preserve"> flag?</w:t>
-      </w:r>
-      <w:bookmarkStart w:id="2" w:name="_heading=h.2et92p0" w:colFirst="0" w:colLast="0"/>
-      <w:bookmarkStart w:id="3" w:name="_heading=h.tyjcwt" w:colFirst="0" w:colLast="0"/>
-      <w:bookmarkStart w:id="4" w:name="_heading=h.3dy6vkm" w:colFirst="0" w:colLast="0"/>
-      <w:bookmarkEnd w:id="2"/>
-      <w:bookmarkEnd w:id="3"/>
-      <w:bookmarkEnd w:id="4"/>
-      <w:r>
-        <w:rPr>
-          <w:rFonts w:ascii="Arial" w:eastAsia="Arial" w:hAnsi="Arial" w:cs="Arial"/>
-          <w:sz w:val="24"/>
-          <w:szCs w:val="24"/>
-          <w:lang w:val="en-US"/>
-        </w:rPr>
-        <w:t xml:space="preserve"> </w:t>
-      </w:r>
-    </w:p>
-    <w:p>
-      <w:pPr>
-        <w:ind w:firstLine="720"/>
-        <w:rPr>
-          <w:rFonts w:ascii="Arial" w:eastAsia="Arial" w:hAnsi="Arial" w:cs="Arial"/>
-          <w:sz w:val="24"/>
-          <w:szCs w:val="24"/>
-        </w:rPr>
-      </w:pPr>
-      <w:r>
-        <w:rPr>
-          <w:rFonts w:ascii="Arial" w:eastAsia="Arial" w:hAnsi="Arial" w:cs="Arial"/>
-          <w:sz w:val="24"/>
-          <w:szCs w:val="24"/>
-        </w:rPr>
-        <w:t xml:space="preserve">Para acessarmos como root, vamos tentar por SUID </w:t>
-      </w:r>
-      <w:r>
-        <w:rPr>
-          <w:rFonts w:ascii="Arial" w:eastAsia="Arial" w:hAnsi="Arial" w:cs="Arial"/>
-          <w:sz w:val="24"/>
-          <w:szCs w:val="24"/>
-        </w:rPr>
-        <w:t>primeiro</w:t>
-      </w:r>
-      <w:r>
-        <w:rPr>
-          <w:rFonts w:ascii="Arial" w:eastAsia="Arial" w:hAnsi="Arial" w:cs="Arial"/>
-          <w:sz w:val="24"/>
-          <w:szCs w:val="24"/>
-        </w:rPr>
-        <w:t xml:space="preserve">, usando o comando </w:t>
-      </w:r>
-      <w:proofErr w:type="spellStart"/>
-      <w:r>
-        <w:rPr>
-          <w:rFonts w:ascii="Arial" w:eastAsia="Arial" w:hAnsi="Arial" w:cs="Arial"/>
-          <w:i/>
-          <w:iCs/>
-          <w:sz w:val="24"/>
-          <w:szCs w:val="24"/>
-        </w:rPr>
-        <w:t>find</w:t>
-      </w:r>
-      <w:proofErr w:type="spellEnd"/>
-      <w:r>
-        <w:rPr>
-          <w:rFonts w:ascii="Arial" w:eastAsia="Arial" w:hAnsi="Arial" w:cs="Arial"/>
-          <w:sz w:val="24"/>
-          <w:szCs w:val="24"/>
-        </w:rPr>
-        <w:t>, vemos quais comandos temos permissão para usar:</w:t>
-      </w:r>
-    </w:p>
-    <w:p>
-      <w:pPr>
-        <w:ind w:firstLine="720"/>
-        <w:rPr>
-          <w:rFonts w:ascii="Arial" w:eastAsia="Arial" w:hAnsi="Arial" w:cs="Arial"/>
-          <w:sz w:val="24"/>
-          <w:szCs w:val="24"/>
-        </w:rPr>
-      </w:pPr>
-      <w:r>
-        <w:rPr>
-          <w:noProof/>
-        </w:rPr>
-        <w:drawing>
-          <wp:inline distT="0" distB="0" distL="0" distR="0" wp14:anchorId="10358786" wp14:editId="09465938">
-            <wp:extent cx="4475561" cy="6934200"/>
-            <wp:effectExtent l="0" t="0" r="1270" b="0"/>
-            <wp:docPr id="5" name="Imagem 5"/>
             <wp:cNvGraphicFramePr>
               <a:graphicFrameLocks xmlns:a="http://schemas.openxmlformats.org/drawingml/2006/main" noChangeAspect="1"/>
             </wp:cNvGraphicFramePr>
@@ -3489,7 +3323,7 @@
                   <pic:spPr>
                     <a:xfrm>
                       <a:off x="0" y="0"/>
-                      <a:ext cx="4535374" cy="7026871"/>
+                      <a:ext cx="5424270" cy="3350863"/>
                     </a:xfrm>
                     <a:prstGeom prst="rect">
                       <a:avLst/>
@@ -3504,6 +3338,68 @@
     </w:p>
     <w:p>
       <w:pPr>
+        <w:rPr>
+          <w:rFonts w:ascii="Arial" w:eastAsia="Arial" w:hAnsi="Arial" w:cs="Arial"/>
+          <w:sz w:val="24"/>
+          <w:szCs w:val="24"/>
+          <w:lang w:val="en-US"/>
+        </w:rPr>
+      </w:pPr>
+      <w:r>
+        <w:rPr>
+          <w:rFonts w:ascii="Arial" w:eastAsia="Arial" w:hAnsi="Arial" w:cs="Arial"/>
+          <w:b/>
+          <w:smallCaps/>
+          <w:color w:val="000000"/>
+          <w:sz w:val="24"/>
+          <w:szCs w:val="24"/>
+          <w:lang w:val="en-US"/>
+        </w:rPr>
+        <w:lastRenderedPageBreak/>
+        <w:t xml:space="preserve">What is the </w:t>
+      </w:r>
+      <w:r>
+        <w:rPr>
+          <w:rFonts w:ascii="Arial" w:eastAsia="Arial" w:hAnsi="Arial" w:cs="Arial"/>
+          <w:b/>
+          <w:smallCaps/>
+          <w:color w:val="000000"/>
+          <w:sz w:val="24"/>
+          <w:szCs w:val="24"/>
+          <w:lang w:val="en-US"/>
+        </w:rPr>
+        <w:t>ROOT</w:t>
+      </w:r>
+      <w:r>
+        <w:rPr>
+          <w:rFonts w:ascii="Arial" w:eastAsia="Arial" w:hAnsi="Arial" w:cs="Arial"/>
+          <w:b/>
+          <w:smallCaps/>
+          <w:color w:val="000000"/>
+          <w:sz w:val="24"/>
+          <w:szCs w:val="24"/>
+          <w:lang w:val="en-US"/>
+        </w:rPr>
+        <w:t xml:space="preserve"> flag?</w:t>
+      </w:r>
+      <w:bookmarkStart w:id="2" w:name="_heading=h.2et92p0" w:colFirst="0" w:colLast="0"/>
+      <w:bookmarkStart w:id="3" w:name="_heading=h.tyjcwt" w:colFirst="0" w:colLast="0"/>
+      <w:bookmarkStart w:id="4" w:name="_heading=h.3dy6vkm" w:colFirst="0" w:colLast="0"/>
+      <w:bookmarkEnd w:id="2"/>
+      <w:bookmarkEnd w:id="3"/>
+      <w:bookmarkEnd w:id="4"/>
+      <w:r>
+        <w:rPr>
+          <w:rFonts w:ascii="Arial" w:eastAsia="Arial" w:hAnsi="Arial" w:cs="Arial"/>
+          <w:sz w:val="24"/>
+          <w:szCs w:val="24"/>
+          <w:lang w:val="en-US"/>
+        </w:rPr>
+        <w:t xml:space="preserve"> </w:t>
+      </w:r>
+    </w:p>
+    <w:p>
+      <w:pPr>
         <w:ind w:firstLine="720"/>
         <w:rPr>
           <w:rFonts w:ascii="Arial" w:eastAsia="Arial" w:hAnsi="Arial" w:cs="Arial"/>
@@ -3517,16 +3413,34 @@
           <w:sz w:val="24"/>
           <w:szCs w:val="24"/>
         </w:rPr>
-        <w:t xml:space="preserve">Fazendo uma busca no </w:t>
+        <w:t xml:space="preserve">Para acessarmos como root, vamos tentar por SUID </w:t>
+      </w:r>
+      <w:r>
+        <w:rPr>
+          <w:rFonts w:ascii="Arial" w:eastAsia="Arial" w:hAnsi="Arial" w:cs="Arial"/>
+          <w:sz w:val="24"/>
+          <w:szCs w:val="24"/>
+        </w:rPr>
+        <w:t>primeiro</w:t>
+      </w:r>
+      <w:r>
+        <w:rPr>
+          <w:rFonts w:ascii="Arial" w:eastAsia="Arial" w:hAnsi="Arial" w:cs="Arial"/>
+          <w:sz w:val="24"/>
+          <w:szCs w:val="24"/>
+        </w:rPr>
+        <w:t xml:space="preserve">, usando o comando </w:t>
       </w:r>
       <w:proofErr w:type="spellStart"/>
       <w:r>
         <w:rPr>
           <w:rFonts w:ascii="Arial" w:eastAsia="Arial" w:hAnsi="Arial" w:cs="Arial"/>
-          <w:sz w:val="24"/>
-          <w:szCs w:val="24"/>
-        </w:rPr>
-        <w:t>GTFOBins</w:t>
+          <w:i/>
+          <w:iCs/>
+          <w:sz w:val="24"/>
+          <w:szCs w:val="24"/>
+        </w:rPr>
+        <w:t>find</w:t>
       </w:r>
       <w:proofErr w:type="spellEnd"/>
       <w:r>
@@ -3535,91 +3449,7 @@
           <w:sz w:val="24"/>
           <w:szCs w:val="24"/>
         </w:rPr>
-        <w:t xml:space="preserve">, vemos que o </w:t>
-      </w:r>
-      <w:r>
-        <w:rPr>
-          <w:rFonts w:ascii="Arial" w:eastAsia="Arial" w:hAnsi="Arial" w:cs="Arial"/>
-          <w:sz w:val="24"/>
-          <w:szCs w:val="24"/>
-        </w:rPr>
-        <w:t xml:space="preserve">binário </w:t>
-      </w:r>
-      <w:r>
-        <w:rPr>
-          <w:rFonts w:ascii="Arial" w:eastAsia="Arial" w:hAnsi="Arial" w:cs="Arial"/>
-          <w:sz w:val="24"/>
-          <w:szCs w:val="24"/>
-        </w:rPr>
-        <w:t>/</w:t>
-      </w:r>
-      <w:proofErr w:type="spellStart"/>
-      <w:r>
-        <w:rPr>
-          <w:rFonts w:ascii="Arial" w:eastAsia="Arial" w:hAnsi="Arial" w:cs="Arial"/>
-          <w:sz w:val="24"/>
-          <w:szCs w:val="24"/>
-        </w:rPr>
-        <w:t>mount</w:t>
-      </w:r>
-      <w:proofErr w:type="spellEnd"/>
-      <w:r>
-        <w:rPr>
-          <w:rFonts w:ascii="Arial" w:eastAsia="Arial" w:hAnsi="Arial" w:cs="Arial"/>
-          <w:sz w:val="24"/>
-          <w:szCs w:val="24"/>
-        </w:rPr>
-        <w:t xml:space="preserve"> pode ser </w:t>
-      </w:r>
-      <w:proofErr w:type="spellStart"/>
-      <w:r>
-        <w:rPr>
-          <w:rFonts w:ascii="Arial" w:eastAsia="Arial" w:hAnsi="Arial" w:cs="Arial"/>
-          <w:sz w:val="24"/>
-          <w:szCs w:val="24"/>
-        </w:rPr>
-        <w:t>exploitado</w:t>
-      </w:r>
-      <w:proofErr w:type="spellEnd"/>
-      <w:r>
-        <w:rPr>
-          <w:rFonts w:ascii="Arial" w:eastAsia="Arial" w:hAnsi="Arial" w:cs="Arial"/>
-          <w:sz w:val="24"/>
-          <w:szCs w:val="24"/>
-        </w:rPr>
-        <w:t xml:space="preserve">, mas ao tentar, </w:t>
-      </w:r>
-      <w:r>
-        <w:rPr>
-          <w:rFonts w:ascii="Arial" w:eastAsia="Arial" w:hAnsi="Arial" w:cs="Arial"/>
-          <w:sz w:val="24"/>
-          <w:szCs w:val="24"/>
-        </w:rPr>
-        <w:t>para ele precisamos de permissões de administrador</w:t>
-      </w:r>
-      <w:r>
-        <w:rPr>
-          <w:rFonts w:ascii="Arial" w:eastAsia="Arial" w:hAnsi="Arial" w:cs="Arial"/>
-          <w:sz w:val="24"/>
-          <w:szCs w:val="24"/>
-        </w:rPr>
-        <w:t>, que não temos</w:t>
-      </w:r>
-      <w:r>
-        <w:rPr>
-          <w:rFonts w:ascii="Arial" w:eastAsia="Arial" w:hAnsi="Arial" w:cs="Arial"/>
-          <w:sz w:val="24"/>
-          <w:szCs w:val="24"/>
-        </w:rPr>
-        <w:t>, impossibilitando assim seguirmos por esse caminho</w:t>
-      </w:r>
-      <w:r>
-        <w:rPr>
-          <w:rFonts w:ascii="Arial" w:eastAsia="Arial" w:hAnsi="Arial" w:cs="Arial"/>
-          <w:sz w:val="24"/>
-          <w:szCs w:val="24"/>
-        </w:rPr>
-        <w:t>.</w:t>
+        <w:t>, vemos quais comandos temos permissão para usar:</w:t>
       </w:r>
     </w:p>
     <w:p>
@@ -3635,12 +3465,11 @@
         <w:rPr>
           <w:noProof/>
         </w:rPr>
-        <w:lastRenderedPageBreak/>
         <w:drawing>
-          <wp:inline distT="0" distB="0" distL="0" distR="0" wp14:anchorId="0645DCE7" wp14:editId="41383DEB">
-            <wp:extent cx="4495800" cy="342900"/>
-            <wp:effectExtent l="0" t="0" r="0" b="0"/>
-            <wp:docPr id="10" name="Imagem 10"/>
+          <wp:inline distT="0" distB="0" distL="0" distR="0" wp14:anchorId="10358786" wp14:editId="09465938">
+            <wp:extent cx="4475561" cy="6934200"/>
+            <wp:effectExtent l="0" t="0" r="1270" b="0"/>
+            <wp:docPr id="5" name="Imagem 5"/>
             <wp:cNvGraphicFramePr>
               <a:graphicFrameLocks xmlns:a="http://schemas.openxmlformats.org/drawingml/2006/main" noChangeAspect="1"/>
             </wp:cNvGraphicFramePr>
@@ -3660,7 +3489,7 @@
                   <pic:spPr>
                     <a:xfrm>
                       <a:off x="0" y="0"/>
-                      <a:ext cx="4495800" cy="342900"/>
+                      <a:ext cx="4535374" cy="7026871"/>
                     </a:xfrm>
                     <a:prstGeom prst="rect">
                       <a:avLst/>
@@ -3688,23 +3517,109 @@
           <w:sz w:val="24"/>
           <w:szCs w:val="24"/>
         </w:rPr>
-        <w:t xml:space="preserve">Tentaremos então o comando id para ver se existe algum grupo que </w:t>
-      </w:r>
-      <w:r>
-        <w:rPr>
-          <w:rFonts w:ascii="Arial" w:eastAsia="Arial" w:hAnsi="Arial" w:cs="Arial"/>
-          <w:sz w:val="24"/>
-          <w:szCs w:val="24"/>
-        </w:rPr>
-        <w:t xml:space="preserve">se destaca ou que </w:t>
-      </w:r>
-      <w:r>
-        <w:rPr>
-          <w:rFonts w:ascii="Arial" w:eastAsia="Arial" w:hAnsi="Arial" w:cs="Arial"/>
-          <w:sz w:val="24"/>
-          <w:szCs w:val="24"/>
-        </w:rPr>
-        <w:t>pode ser vulnerável:</w:t>
+        <w:t xml:space="preserve">Fazendo uma busca no </w:t>
+      </w:r>
+      <w:proofErr w:type="spellStart"/>
+      <w:r>
+        <w:rPr>
+          <w:rFonts w:ascii="Arial" w:eastAsia="Arial" w:hAnsi="Arial" w:cs="Arial"/>
+          <w:sz w:val="24"/>
+          <w:szCs w:val="24"/>
+        </w:rPr>
+        <w:t>GTFOBins</w:t>
+      </w:r>
+      <w:proofErr w:type="spellEnd"/>
+      <w:r>
+        <w:rPr>
+          <w:rFonts w:ascii="Arial" w:eastAsia="Arial" w:hAnsi="Arial" w:cs="Arial"/>
+          <w:sz w:val="24"/>
+          <w:szCs w:val="24"/>
+        </w:rPr>
+        <w:t xml:space="preserve">, vemos que o </w:t>
+      </w:r>
+      <w:r>
+        <w:rPr>
+          <w:rFonts w:ascii="Arial" w:eastAsia="Arial" w:hAnsi="Arial" w:cs="Arial"/>
+          <w:sz w:val="24"/>
+          <w:szCs w:val="24"/>
+        </w:rPr>
+        <w:t xml:space="preserve">binário </w:t>
+      </w:r>
+      <w:r>
+        <w:rPr>
+          <w:rFonts w:ascii="Arial" w:eastAsia="Arial" w:hAnsi="Arial" w:cs="Arial"/>
+          <w:sz w:val="24"/>
+          <w:szCs w:val="24"/>
+        </w:rPr>
+        <w:t>/</w:t>
+      </w:r>
+      <w:proofErr w:type="spellStart"/>
+      <w:r>
+        <w:rPr>
+          <w:rFonts w:ascii="Arial" w:eastAsia="Arial" w:hAnsi="Arial" w:cs="Arial"/>
+          <w:sz w:val="24"/>
+          <w:szCs w:val="24"/>
+        </w:rPr>
+        <w:t>mount</w:t>
+      </w:r>
+      <w:proofErr w:type="spellEnd"/>
+      <w:r>
+        <w:rPr>
+          <w:rFonts w:ascii="Arial" w:eastAsia="Arial" w:hAnsi="Arial" w:cs="Arial"/>
+          <w:sz w:val="24"/>
+          <w:szCs w:val="24"/>
+        </w:rPr>
+        <w:t xml:space="preserve"> pode ser </w:t>
+      </w:r>
+      <w:proofErr w:type="spellStart"/>
+      <w:r>
+        <w:rPr>
+          <w:rFonts w:ascii="Arial" w:eastAsia="Arial" w:hAnsi="Arial" w:cs="Arial"/>
+          <w:sz w:val="24"/>
+          <w:szCs w:val="24"/>
+        </w:rPr>
+        <w:t>exploitado</w:t>
+      </w:r>
+      <w:proofErr w:type="spellEnd"/>
+      <w:r>
+        <w:rPr>
+          <w:rFonts w:ascii="Arial" w:eastAsia="Arial" w:hAnsi="Arial" w:cs="Arial"/>
+          <w:sz w:val="24"/>
+          <w:szCs w:val="24"/>
+        </w:rPr>
+        <w:t xml:space="preserve">, mas ao tentar, </w:t>
+      </w:r>
+      <w:r>
+        <w:rPr>
+          <w:rFonts w:ascii="Arial" w:eastAsia="Arial" w:hAnsi="Arial" w:cs="Arial"/>
+          <w:sz w:val="24"/>
+          <w:szCs w:val="24"/>
+        </w:rPr>
+        <w:t>para ele precisamos de permissões de administrador</w:t>
+      </w:r>
+      <w:r>
+        <w:rPr>
+          <w:rFonts w:ascii="Arial" w:eastAsia="Arial" w:hAnsi="Arial" w:cs="Arial"/>
+          <w:sz w:val="24"/>
+          <w:szCs w:val="24"/>
+        </w:rPr>
+        <w:t>, que não temos</w:t>
+      </w:r>
+      <w:r>
+        <w:rPr>
+          <w:rFonts w:ascii="Arial" w:eastAsia="Arial" w:hAnsi="Arial" w:cs="Arial"/>
+          <w:sz w:val="24"/>
+          <w:szCs w:val="24"/>
+        </w:rPr>
+        <w:t>, impossibilitando assim seguirmos por esse caminho</w:t>
+      </w:r>
+      <w:r>
+        <w:rPr>
+          <w:rFonts w:ascii="Arial" w:eastAsia="Arial" w:hAnsi="Arial" w:cs="Arial"/>
+          <w:sz w:val="24"/>
+          <w:szCs w:val="24"/>
+        </w:rPr>
+        <w:t>.</w:t>
       </w:r>
     </w:p>
     <w:p>
@@ -3720,11 +3635,12 @@
         <w:rPr>
           <w:noProof/>
         </w:rPr>
+        <w:lastRenderedPageBreak/>
         <w:drawing>
-          <wp:inline distT="0" distB="0" distL="0" distR="0" wp14:anchorId="0CF755CD" wp14:editId="540852C7">
-            <wp:extent cx="5400040" cy="219710"/>
-            <wp:effectExtent l="0" t="0" r="0" b="8890"/>
-            <wp:docPr id="22" name="Imagem 22"/>
+          <wp:inline distT="0" distB="0" distL="0" distR="0" wp14:anchorId="0645DCE7" wp14:editId="41383DEB">
+            <wp:extent cx="4495800" cy="342900"/>
+            <wp:effectExtent l="0" t="0" r="0" b="0"/>
+            <wp:docPr id="10" name="Imagem 10"/>
             <wp:cNvGraphicFramePr>
               <a:graphicFrameLocks xmlns:a="http://schemas.openxmlformats.org/drawingml/2006/main" noChangeAspect="1"/>
             </wp:cNvGraphicFramePr>
@@ -3744,7 +3660,7 @@
                   <pic:spPr>
                     <a:xfrm>
                       <a:off x="0" y="0"/>
-                      <a:ext cx="5400040" cy="219710"/>
+                      <a:ext cx="4495800" cy="342900"/>
                     </a:xfrm>
                     <a:prstGeom prst="rect">
                       <a:avLst/>
@@ -3772,43 +3688,23 @@
           <w:sz w:val="24"/>
           <w:szCs w:val="24"/>
         </w:rPr>
-        <w:t xml:space="preserve">Vemos que existe o grupo </w:t>
-      </w:r>
-      <w:proofErr w:type="spellStart"/>
-      <w:r>
-        <w:rPr>
-          <w:rFonts w:ascii="Arial" w:eastAsia="Arial" w:hAnsi="Arial" w:cs="Arial"/>
-          <w:sz w:val="24"/>
-          <w:szCs w:val="24"/>
-        </w:rPr>
-        <w:t>lxd</w:t>
-      </w:r>
-      <w:proofErr w:type="spellEnd"/>
-      <w:r>
-        <w:rPr>
-          <w:rFonts w:ascii="Arial" w:eastAsia="Arial" w:hAnsi="Arial" w:cs="Arial"/>
-          <w:sz w:val="24"/>
-          <w:szCs w:val="24"/>
-        </w:rPr>
-        <w:t xml:space="preserve">, ele é uma extensão do </w:t>
-      </w:r>
-      <w:proofErr w:type="spellStart"/>
-      <w:r>
-        <w:rPr>
-          <w:rFonts w:ascii="Arial" w:eastAsia="Arial" w:hAnsi="Arial" w:cs="Arial"/>
-          <w:sz w:val="24"/>
-          <w:szCs w:val="24"/>
-        </w:rPr>
-        <w:t>lxc</w:t>
-      </w:r>
-      <w:proofErr w:type="spellEnd"/>
-      <w:r>
-        <w:rPr>
-          <w:rFonts w:ascii="Arial" w:eastAsia="Arial" w:hAnsi="Arial" w:cs="Arial"/>
-          <w:sz w:val="24"/>
-          <w:szCs w:val="24"/>
-        </w:rPr>
-        <w:t>.</w:t>
+        <w:t xml:space="preserve">Tentaremos então o comando id para ver se existe algum grupo que </w:t>
+      </w:r>
+      <w:r>
+        <w:rPr>
+          <w:rFonts w:ascii="Arial" w:eastAsia="Arial" w:hAnsi="Arial" w:cs="Arial"/>
+          <w:sz w:val="24"/>
+          <w:szCs w:val="24"/>
+        </w:rPr>
+        <w:t xml:space="preserve">se destaca ou que </w:t>
+      </w:r>
+      <w:r>
+        <w:rPr>
+          <w:rFonts w:ascii="Arial" w:eastAsia="Arial" w:hAnsi="Arial" w:cs="Arial"/>
+          <w:sz w:val="24"/>
+          <w:szCs w:val="24"/>
+        </w:rPr>
+        <w:t>pode ser vulnerável:</w:t>
       </w:r>
     </w:p>
     <w:p>
@@ -3822,237 +3718,13 @@
       </w:pPr>
       <w:r>
         <w:rPr>
-          <w:rFonts w:ascii="Arial" w:eastAsia="Arial" w:hAnsi="Arial" w:cs="Arial"/>
-          <w:sz w:val="24"/>
-          <w:szCs w:val="24"/>
-        </w:rPr>
-        <w:t xml:space="preserve">O </w:t>
-      </w:r>
-      <w:proofErr w:type="spellStart"/>
-      <w:r>
-        <w:rPr>
-          <w:rFonts w:ascii="Arial" w:eastAsia="Arial" w:hAnsi="Arial" w:cs="Arial"/>
-          <w:sz w:val="24"/>
-          <w:szCs w:val="24"/>
-        </w:rPr>
-        <w:t>lxc</w:t>
-      </w:r>
-      <w:proofErr w:type="spellEnd"/>
-      <w:r>
-        <w:rPr>
-          <w:rFonts w:ascii="Arial" w:eastAsia="Arial" w:hAnsi="Arial" w:cs="Arial"/>
-          <w:sz w:val="24"/>
-          <w:szCs w:val="24"/>
-        </w:rPr>
-        <w:t xml:space="preserve"> </w:t>
-      </w:r>
-      <w:r>
-        <w:rPr>
-          <w:rFonts w:ascii="Arial" w:eastAsia="Arial" w:hAnsi="Arial" w:cs="Arial"/>
-          <w:sz w:val="24"/>
-          <w:szCs w:val="24"/>
-        </w:rPr>
-        <w:t>(</w:t>
-      </w:r>
-      <w:proofErr w:type="spellStart"/>
-      <w:r>
-        <w:rPr>
-          <w:rFonts w:ascii="Arial" w:eastAsia="Arial" w:hAnsi="Arial" w:cs="Arial"/>
-          <w:sz w:val="24"/>
-          <w:szCs w:val="24"/>
-        </w:rPr>
-        <w:t>LinuX</w:t>
-      </w:r>
-      <w:proofErr w:type="spellEnd"/>
-      <w:r>
-        <w:rPr>
-          <w:rFonts w:ascii="Arial" w:eastAsia="Arial" w:hAnsi="Arial" w:cs="Arial"/>
-          <w:sz w:val="24"/>
-          <w:szCs w:val="24"/>
-        </w:rPr>
-        <w:t xml:space="preserve"> Containers) é um container, um ambiente separado, mas que roda códigos usando o mesmo host e kernel do host.</w:t>
-      </w:r>
-    </w:p>
-    <w:p>
-      <w:pPr>
-        <w:ind w:firstLine="720"/>
-        <w:rPr>
-          <w:rFonts w:ascii="Arial" w:eastAsia="Arial" w:hAnsi="Arial" w:cs="Arial"/>
-          <w:sz w:val="24"/>
-          <w:szCs w:val="24"/>
-        </w:rPr>
-      </w:pPr>
-      <w:r>
-        <w:rPr>
-          <w:rFonts w:ascii="Arial" w:eastAsia="Arial" w:hAnsi="Arial" w:cs="Arial"/>
-          <w:sz w:val="24"/>
-          <w:szCs w:val="24"/>
-        </w:rPr>
-        <w:t xml:space="preserve">Buscando na internet, descobrimos que o </w:t>
-      </w:r>
-      <w:proofErr w:type="spellStart"/>
-      <w:r>
-        <w:rPr>
-          <w:rFonts w:ascii="Arial" w:eastAsia="Arial" w:hAnsi="Arial" w:cs="Arial"/>
-          <w:sz w:val="24"/>
-          <w:szCs w:val="24"/>
-        </w:rPr>
-        <w:t>lxc</w:t>
-      </w:r>
-      <w:proofErr w:type="spellEnd"/>
-      <w:r>
-        <w:rPr>
-          <w:rFonts w:ascii="Arial" w:eastAsia="Arial" w:hAnsi="Arial" w:cs="Arial"/>
-          <w:sz w:val="24"/>
-          <w:szCs w:val="24"/>
-        </w:rPr>
-        <w:t xml:space="preserve"> </w:t>
-      </w:r>
-      <w:r>
-        <w:rPr>
-          <w:rFonts w:ascii="Arial" w:eastAsia="Arial" w:hAnsi="Arial" w:cs="Arial"/>
-          <w:sz w:val="24"/>
-          <w:szCs w:val="24"/>
-        </w:rPr>
-        <w:t xml:space="preserve">possui </w:t>
-      </w:r>
-      <w:proofErr w:type="spellStart"/>
-      <w:r>
-        <w:rPr>
-          <w:rFonts w:ascii="Arial" w:eastAsia="Arial" w:hAnsi="Arial" w:cs="Arial"/>
-          <w:sz w:val="24"/>
-          <w:szCs w:val="24"/>
-        </w:rPr>
-        <w:t>exploits</w:t>
-      </w:r>
-      <w:proofErr w:type="spellEnd"/>
-      <w:r>
-        <w:rPr>
-          <w:rFonts w:ascii="Arial" w:eastAsia="Arial" w:hAnsi="Arial" w:cs="Arial"/>
-          <w:sz w:val="24"/>
-          <w:szCs w:val="24"/>
-        </w:rPr>
-        <w:t xml:space="preserve">, </w:t>
-      </w:r>
-      <w:r>
-        <w:rPr>
-          <w:rFonts w:ascii="Arial" w:eastAsia="Arial" w:hAnsi="Arial" w:cs="Arial"/>
-          <w:sz w:val="24"/>
-          <w:szCs w:val="24"/>
-        </w:rPr>
-        <w:t xml:space="preserve">mas </w:t>
-      </w:r>
-      <w:r>
-        <w:rPr>
-          <w:rFonts w:ascii="Arial" w:eastAsia="Arial" w:hAnsi="Arial" w:cs="Arial"/>
-          <w:sz w:val="24"/>
-          <w:szCs w:val="24"/>
-        </w:rPr>
-        <w:t xml:space="preserve">precisamos colocar a distribuição Alpine para poder </w:t>
-      </w:r>
-      <w:proofErr w:type="spellStart"/>
-      <w:r>
-        <w:rPr>
-          <w:rFonts w:ascii="Arial" w:eastAsia="Arial" w:hAnsi="Arial" w:cs="Arial"/>
-          <w:sz w:val="24"/>
-          <w:szCs w:val="24"/>
-        </w:rPr>
-        <w:t>exploitar</w:t>
-      </w:r>
-      <w:proofErr w:type="spellEnd"/>
-      <w:r>
-        <w:rPr>
-          <w:rFonts w:ascii="Arial" w:eastAsia="Arial" w:hAnsi="Arial" w:cs="Arial"/>
-          <w:sz w:val="24"/>
-          <w:szCs w:val="24"/>
-        </w:rPr>
-        <w:t xml:space="preserve"> o </w:t>
-      </w:r>
-      <w:proofErr w:type="spellStart"/>
-      <w:r>
-        <w:rPr>
-          <w:rFonts w:ascii="Arial" w:eastAsia="Arial" w:hAnsi="Arial" w:cs="Arial"/>
-          <w:sz w:val="24"/>
-          <w:szCs w:val="24"/>
-        </w:rPr>
-        <w:t>lxc</w:t>
-      </w:r>
-      <w:proofErr w:type="spellEnd"/>
-      <w:r>
-        <w:rPr>
-          <w:rFonts w:ascii="Arial" w:eastAsia="Arial" w:hAnsi="Arial" w:cs="Arial"/>
-          <w:sz w:val="24"/>
-          <w:szCs w:val="24"/>
-        </w:rPr>
-        <w:t>.</w:t>
-      </w:r>
-      <w:r>
-        <w:rPr>
-          <w:rFonts w:ascii="Arial" w:eastAsia="Arial" w:hAnsi="Arial" w:cs="Arial"/>
-          <w:sz w:val="24"/>
-          <w:szCs w:val="24"/>
-        </w:rPr>
-        <w:t xml:space="preserve"> </w:t>
-      </w:r>
-      <w:r>
-        <w:rPr>
-          <w:rFonts w:ascii="Arial" w:eastAsia="Arial" w:hAnsi="Arial" w:cs="Arial"/>
-          <w:sz w:val="24"/>
-          <w:szCs w:val="24"/>
-        </w:rPr>
-        <w:t xml:space="preserve">Entretanto, </w:t>
-      </w:r>
-      <w:r>
-        <w:rPr>
-          <w:rFonts w:ascii="Arial" w:eastAsia="Arial" w:hAnsi="Arial" w:cs="Arial"/>
-          <w:sz w:val="24"/>
-          <w:szCs w:val="24"/>
-        </w:rPr>
-        <w:t xml:space="preserve">não conseguimos colocar diretamente </w:t>
-      </w:r>
-      <w:r>
-        <w:rPr>
-          <w:rFonts w:ascii="Arial" w:eastAsia="Arial" w:hAnsi="Arial" w:cs="Arial"/>
-          <w:sz w:val="24"/>
-          <w:szCs w:val="24"/>
-        </w:rPr>
-        <w:t xml:space="preserve">arquivos </w:t>
-      </w:r>
-      <w:r>
-        <w:rPr>
-          <w:rFonts w:ascii="Arial" w:eastAsia="Arial" w:hAnsi="Arial" w:cs="Arial"/>
-          <w:sz w:val="24"/>
-          <w:szCs w:val="24"/>
-        </w:rPr>
-        <w:t>no alvo, então temos que baixar na nossa máquina e depois transferir ao alvo</w:t>
-      </w:r>
-      <w:r>
-        <w:rPr>
-          <w:rFonts w:ascii="Arial" w:eastAsia="Arial" w:hAnsi="Arial" w:cs="Arial"/>
-          <w:sz w:val="24"/>
-          <w:szCs w:val="24"/>
-        </w:rPr>
-        <w:t>:</w:t>
-      </w:r>
-    </w:p>
-    <w:p>
-      <w:pPr>
-        <w:ind w:firstLine="720"/>
-        <w:rPr>
-          <w:rFonts w:ascii="Arial" w:eastAsia="Arial" w:hAnsi="Arial" w:cs="Arial"/>
-          <w:sz w:val="24"/>
-          <w:szCs w:val="24"/>
-        </w:rPr>
-      </w:pPr>
-      <w:r>
-        <w:rPr>
           <w:noProof/>
         </w:rPr>
         <w:drawing>
-          <wp:inline distT="0" distB="0" distL="0" distR="0" wp14:anchorId="1AB7AC02" wp14:editId="7C9729E7">
-            <wp:extent cx="5400040" cy="1781810"/>
+          <wp:inline distT="0" distB="0" distL="0" distR="0" wp14:anchorId="0CF755CD" wp14:editId="540852C7">
+            <wp:extent cx="5400040" cy="219710"/>
             <wp:effectExtent l="0" t="0" r="0" b="8890"/>
-            <wp:docPr id="24" name="Imagem 24"/>
+            <wp:docPr id="22" name="Imagem 22"/>
             <wp:cNvGraphicFramePr>
               <a:graphicFrameLocks xmlns:a="http://schemas.openxmlformats.org/drawingml/2006/main" noChangeAspect="1"/>
             </wp:cNvGraphicFramePr>
@@ -4072,7 +3744,7 @@
                   <pic:spPr>
                     <a:xfrm>
                       <a:off x="0" y="0"/>
-                      <a:ext cx="5400040" cy="1781810"/>
+                      <a:ext cx="5400040" cy="219710"/>
                     </a:xfrm>
                     <a:prstGeom prst="rect">
                       <a:avLst/>
@@ -4096,13 +3768,291 @@
       </w:pPr>
       <w:r>
         <w:rPr>
+          <w:rFonts w:ascii="Arial" w:eastAsia="Arial" w:hAnsi="Arial" w:cs="Arial"/>
+          <w:sz w:val="24"/>
+          <w:szCs w:val="24"/>
+        </w:rPr>
+        <w:t xml:space="preserve">Vemos que existe o grupo </w:t>
+      </w:r>
+      <w:proofErr w:type="spellStart"/>
+      <w:r>
+        <w:rPr>
+          <w:rFonts w:ascii="Arial" w:eastAsia="Arial" w:hAnsi="Arial" w:cs="Arial"/>
+          <w:sz w:val="24"/>
+          <w:szCs w:val="24"/>
+        </w:rPr>
+        <w:t>lxd</w:t>
+      </w:r>
+      <w:proofErr w:type="spellEnd"/>
+      <w:r>
+        <w:rPr>
+          <w:rFonts w:ascii="Arial" w:eastAsia="Arial" w:hAnsi="Arial" w:cs="Arial"/>
+          <w:sz w:val="24"/>
+          <w:szCs w:val="24"/>
+        </w:rPr>
+        <w:t xml:space="preserve">, ele é uma extensão do </w:t>
+      </w:r>
+      <w:proofErr w:type="spellStart"/>
+      <w:r>
+        <w:rPr>
+          <w:rFonts w:ascii="Arial" w:eastAsia="Arial" w:hAnsi="Arial" w:cs="Arial"/>
+          <w:sz w:val="24"/>
+          <w:szCs w:val="24"/>
+        </w:rPr>
+        <w:t>lxc</w:t>
+      </w:r>
+      <w:proofErr w:type="spellEnd"/>
+      <w:r>
+        <w:rPr>
+          <w:rFonts w:ascii="Arial" w:eastAsia="Arial" w:hAnsi="Arial" w:cs="Arial"/>
+          <w:sz w:val="24"/>
+          <w:szCs w:val="24"/>
+        </w:rPr>
+        <w:t>.</w:t>
+      </w:r>
+    </w:p>
+    <w:p>
+      <w:pPr>
+        <w:ind w:firstLine="720"/>
+        <w:rPr>
+          <w:rFonts w:ascii="Arial" w:eastAsia="Arial" w:hAnsi="Arial" w:cs="Arial"/>
+          <w:sz w:val="24"/>
+          <w:szCs w:val="24"/>
+        </w:rPr>
+      </w:pPr>
+      <w:r>
+        <w:rPr>
+          <w:rFonts w:ascii="Arial" w:eastAsia="Arial" w:hAnsi="Arial" w:cs="Arial"/>
+          <w:sz w:val="24"/>
+          <w:szCs w:val="24"/>
+        </w:rPr>
+        <w:t xml:space="preserve">O </w:t>
+      </w:r>
+      <w:proofErr w:type="spellStart"/>
+      <w:r>
+        <w:rPr>
+          <w:rFonts w:ascii="Arial" w:eastAsia="Arial" w:hAnsi="Arial" w:cs="Arial"/>
+          <w:sz w:val="24"/>
+          <w:szCs w:val="24"/>
+        </w:rPr>
+        <w:t>lxc</w:t>
+      </w:r>
+      <w:proofErr w:type="spellEnd"/>
+      <w:r>
+        <w:rPr>
+          <w:rFonts w:ascii="Arial" w:eastAsia="Arial" w:hAnsi="Arial" w:cs="Arial"/>
+          <w:sz w:val="24"/>
+          <w:szCs w:val="24"/>
+        </w:rPr>
+        <w:t xml:space="preserve"> </w:t>
+      </w:r>
+      <w:r>
+        <w:rPr>
+          <w:rFonts w:ascii="Arial" w:eastAsia="Arial" w:hAnsi="Arial" w:cs="Arial"/>
+          <w:sz w:val="24"/>
+          <w:szCs w:val="24"/>
+        </w:rPr>
+        <w:t>(</w:t>
+      </w:r>
+      <w:proofErr w:type="spellStart"/>
+      <w:r>
+        <w:rPr>
+          <w:rFonts w:ascii="Arial" w:eastAsia="Arial" w:hAnsi="Arial" w:cs="Arial"/>
+          <w:sz w:val="24"/>
+          <w:szCs w:val="24"/>
+        </w:rPr>
+        <w:t>LinuX</w:t>
+      </w:r>
+      <w:proofErr w:type="spellEnd"/>
+      <w:r>
+        <w:rPr>
+          <w:rFonts w:ascii="Arial" w:eastAsia="Arial" w:hAnsi="Arial" w:cs="Arial"/>
+          <w:sz w:val="24"/>
+          <w:szCs w:val="24"/>
+        </w:rPr>
+        <w:t xml:space="preserve"> Containers) é um container, um ambiente separado, mas que roda códigos usando o mesmo host e kernel do host.</w:t>
+      </w:r>
+    </w:p>
+    <w:p>
+      <w:pPr>
+        <w:ind w:firstLine="720"/>
+        <w:rPr>
+          <w:rFonts w:ascii="Arial" w:eastAsia="Arial" w:hAnsi="Arial" w:cs="Arial"/>
+          <w:sz w:val="24"/>
+          <w:szCs w:val="24"/>
+        </w:rPr>
+      </w:pPr>
+      <w:r>
+        <w:rPr>
+          <w:rFonts w:ascii="Arial" w:eastAsia="Arial" w:hAnsi="Arial" w:cs="Arial"/>
+          <w:sz w:val="24"/>
+          <w:szCs w:val="24"/>
+        </w:rPr>
+        <w:t xml:space="preserve">Buscando na internet, descobrimos que o </w:t>
+      </w:r>
+      <w:proofErr w:type="spellStart"/>
+      <w:r>
+        <w:rPr>
+          <w:rFonts w:ascii="Arial" w:eastAsia="Arial" w:hAnsi="Arial" w:cs="Arial"/>
+          <w:sz w:val="24"/>
+          <w:szCs w:val="24"/>
+        </w:rPr>
+        <w:t>lxc</w:t>
+      </w:r>
+      <w:proofErr w:type="spellEnd"/>
+      <w:r>
+        <w:rPr>
+          <w:rFonts w:ascii="Arial" w:eastAsia="Arial" w:hAnsi="Arial" w:cs="Arial"/>
+          <w:sz w:val="24"/>
+          <w:szCs w:val="24"/>
+        </w:rPr>
+        <w:t xml:space="preserve"> </w:t>
+      </w:r>
+      <w:r>
+        <w:rPr>
+          <w:rFonts w:ascii="Arial" w:eastAsia="Arial" w:hAnsi="Arial" w:cs="Arial"/>
+          <w:sz w:val="24"/>
+          <w:szCs w:val="24"/>
+        </w:rPr>
+        <w:t xml:space="preserve">possui </w:t>
+      </w:r>
+      <w:proofErr w:type="spellStart"/>
+      <w:r>
+        <w:rPr>
+          <w:rFonts w:ascii="Arial" w:eastAsia="Arial" w:hAnsi="Arial" w:cs="Arial"/>
+          <w:sz w:val="24"/>
+          <w:szCs w:val="24"/>
+        </w:rPr>
+        <w:t>exploits</w:t>
+      </w:r>
+      <w:proofErr w:type="spellEnd"/>
+      <w:r>
+        <w:rPr>
+          <w:rFonts w:ascii="Arial" w:eastAsia="Arial" w:hAnsi="Arial" w:cs="Arial"/>
+          <w:sz w:val="24"/>
+          <w:szCs w:val="24"/>
+        </w:rPr>
+        <w:t xml:space="preserve">, </w:t>
+      </w:r>
+      <w:r>
+        <w:rPr>
+          <w:rFonts w:ascii="Arial" w:eastAsia="Arial" w:hAnsi="Arial" w:cs="Arial"/>
+          <w:sz w:val="24"/>
+          <w:szCs w:val="24"/>
+        </w:rPr>
+        <w:t xml:space="preserve">mas </w:t>
+      </w:r>
+      <w:r>
+        <w:rPr>
+          <w:rFonts w:ascii="Arial" w:eastAsia="Arial" w:hAnsi="Arial" w:cs="Arial"/>
+          <w:sz w:val="24"/>
+          <w:szCs w:val="24"/>
+        </w:rPr>
+        <w:t xml:space="preserve">precisamos colocar a distribuição Alpine para poder </w:t>
+      </w:r>
+      <w:proofErr w:type="spellStart"/>
+      <w:r>
+        <w:rPr>
+          <w:rFonts w:ascii="Arial" w:eastAsia="Arial" w:hAnsi="Arial" w:cs="Arial"/>
+          <w:sz w:val="24"/>
+          <w:szCs w:val="24"/>
+        </w:rPr>
+        <w:t>exploitar</w:t>
+      </w:r>
+      <w:proofErr w:type="spellEnd"/>
+      <w:r>
+        <w:rPr>
+          <w:rFonts w:ascii="Arial" w:eastAsia="Arial" w:hAnsi="Arial" w:cs="Arial"/>
+          <w:sz w:val="24"/>
+          <w:szCs w:val="24"/>
+        </w:rPr>
+        <w:t xml:space="preserve"> o </w:t>
+      </w:r>
+      <w:proofErr w:type="spellStart"/>
+      <w:r>
+        <w:rPr>
+          <w:rFonts w:ascii="Arial" w:eastAsia="Arial" w:hAnsi="Arial" w:cs="Arial"/>
+          <w:sz w:val="24"/>
+          <w:szCs w:val="24"/>
+        </w:rPr>
+        <w:t>lxc</w:t>
+      </w:r>
+      <w:proofErr w:type="spellEnd"/>
+      <w:r>
+        <w:rPr>
+          <w:rFonts w:ascii="Arial" w:eastAsia="Arial" w:hAnsi="Arial" w:cs="Arial"/>
+          <w:sz w:val="24"/>
+          <w:szCs w:val="24"/>
+        </w:rPr>
+        <w:t>.</w:t>
+      </w:r>
+      <w:r>
+        <w:rPr>
+          <w:rFonts w:ascii="Arial" w:eastAsia="Arial" w:hAnsi="Arial" w:cs="Arial"/>
+          <w:sz w:val="24"/>
+          <w:szCs w:val="24"/>
+        </w:rPr>
+        <w:t xml:space="preserve"> </w:t>
+      </w:r>
+      <w:r>
+        <w:rPr>
+          <w:rFonts w:ascii="Arial" w:eastAsia="Arial" w:hAnsi="Arial" w:cs="Arial"/>
+          <w:sz w:val="24"/>
+          <w:szCs w:val="24"/>
+        </w:rPr>
+        <w:t xml:space="preserve">Entretanto, </w:t>
+      </w:r>
+      <w:r>
+        <w:rPr>
+          <w:rFonts w:ascii="Arial" w:eastAsia="Arial" w:hAnsi="Arial" w:cs="Arial"/>
+          <w:sz w:val="24"/>
+          <w:szCs w:val="24"/>
+        </w:rPr>
+        <w:t xml:space="preserve">não conseguimos colocar diretamente </w:t>
+      </w:r>
+      <w:r>
+        <w:rPr>
+          <w:rFonts w:ascii="Arial" w:eastAsia="Arial" w:hAnsi="Arial" w:cs="Arial"/>
+          <w:sz w:val="24"/>
+          <w:szCs w:val="24"/>
+        </w:rPr>
+        <w:t xml:space="preserve">arquivos </w:t>
+      </w:r>
+      <w:r>
+        <w:rPr>
+          <w:rFonts w:ascii="Arial" w:eastAsia="Arial" w:hAnsi="Arial" w:cs="Arial"/>
+          <w:sz w:val="24"/>
+          <w:szCs w:val="24"/>
+        </w:rPr>
+        <w:t>no alvo, então temos que baixar na nossa máquina e depois transferir ao alvo</w:t>
+      </w:r>
+      <w:r>
+        <w:rPr>
+          <w:rFonts w:ascii="Arial" w:eastAsia="Arial" w:hAnsi="Arial" w:cs="Arial"/>
+          <w:sz w:val="24"/>
+          <w:szCs w:val="24"/>
+        </w:rPr>
+        <w:t>:</w:t>
+      </w:r>
+    </w:p>
+    <w:p>
+      <w:pPr>
+        <w:ind w:firstLine="720"/>
+        <w:rPr>
+          <w:rFonts w:ascii="Arial" w:eastAsia="Arial" w:hAnsi="Arial" w:cs="Arial"/>
+          <w:sz w:val="24"/>
+          <w:szCs w:val="24"/>
+        </w:rPr>
+      </w:pPr>
+      <w:r>
+        <w:rPr>
           <w:noProof/>
         </w:rPr>
         <w:drawing>
-          <wp:inline distT="0" distB="0" distL="0" distR="0" wp14:anchorId="0EEC33A3" wp14:editId="4C906C0C">
-            <wp:extent cx="5400040" cy="1316990"/>
-            <wp:effectExtent l="0" t="0" r="0" b="0"/>
-            <wp:docPr id="26" name="Imagem 26"/>
+          <wp:inline distT="0" distB="0" distL="0" distR="0" wp14:anchorId="1AB7AC02" wp14:editId="7C9729E7">
+            <wp:extent cx="5400040" cy="1781810"/>
+            <wp:effectExtent l="0" t="0" r="0" b="8890"/>
+            <wp:docPr id="24" name="Imagem 24"/>
             <wp:cNvGraphicFramePr>
               <a:graphicFrameLocks xmlns:a="http://schemas.openxmlformats.org/drawingml/2006/main" noChangeAspect="1"/>
             </wp:cNvGraphicFramePr>
@@ -4122,7 +4072,7 @@
                   <pic:spPr>
                     <a:xfrm>
                       <a:off x="0" y="0"/>
-                      <a:ext cx="5400040" cy="1316990"/>
+                      <a:ext cx="5400040" cy="1781810"/>
                     </a:xfrm>
                     <a:prstGeom prst="rect">
                       <a:avLst/>
@@ -4146,73 +4096,13 @@
       </w:pPr>
       <w:r>
         <w:rPr>
-          <w:rFonts w:ascii="Arial" w:eastAsia="Arial" w:hAnsi="Arial" w:cs="Arial"/>
-          <w:sz w:val="24"/>
-          <w:szCs w:val="24"/>
-        </w:rPr>
-        <w:t xml:space="preserve"> </w:t>
-      </w:r>
-      <w:r>
-        <w:rPr>
-          <w:rFonts w:ascii="Arial" w:eastAsia="Arial" w:hAnsi="Arial" w:cs="Arial"/>
-          <w:sz w:val="24"/>
-          <w:szCs w:val="24"/>
-        </w:rPr>
-        <w:t xml:space="preserve">Agora que o Alpine está no alvo, </w:t>
-      </w:r>
-      <w:r>
-        <w:rPr>
-          <w:rFonts w:ascii="Arial" w:eastAsia="Arial" w:hAnsi="Arial" w:cs="Arial"/>
-          <w:sz w:val="24"/>
-          <w:szCs w:val="24"/>
-        </w:rPr>
-        <w:t>vamo</w:t>
-      </w:r>
-      <w:r>
-        <w:rPr>
-          <w:rFonts w:ascii="Arial" w:eastAsia="Arial" w:hAnsi="Arial" w:cs="Arial"/>
-          <w:sz w:val="24"/>
-          <w:szCs w:val="24"/>
-        </w:rPr>
-        <w:t xml:space="preserve">s importar uma imagem para o </w:t>
-      </w:r>
-      <w:proofErr w:type="spellStart"/>
-      <w:r>
-        <w:rPr>
-          <w:rFonts w:ascii="Arial" w:eastAsia="Arial" w:hAnsi="Arial" w:cs="Arial"/>
-          <w:sz w:val="24"/>
-          <w:szCs w:val="24"/>
-        </w:rPr>
-        <w:t>lxc</w:t>
-      </w:r>
-      <w:proofErr w:type="spellEnd"/>
-      <w:r>
-        <w:rPr>
-          <w:rFonts w:ascii="Arial" w:eastAsia="Arial" w:hAnsi="Arial" w:cs="Arial"/>
-          <w:sz w:val="24"/>
-          <w:szCs w:val="24"/>
-        </w:rPr>
-        <w:t>:</w:t>
-      </w:r>
-    </w:p>
-    <w:p>
-      <w:pPr>
-        <w:ind w:firstLine="720"/>
-        <w:rPr>
-          <w:rFonts w:ascii="Arial" w:eastAsia="Arial" w:hAnsi="Arial" w:cs="Arial"/>
-          <w:sz w:val="24"/>
-          <w:szCs w:val="24"/>
-        </w:rPr>
-      </w:pPr>
-      <w:r>
-        <w:rPr>
           <w:noProof/>
         </w:rPr>
         <w:drawing>
-          <wp:inline distT="0" distB="0" distL="0" distR="0" wp14:anchorId="6CC7ED39" wp14:editId="47F387DC">
-            <wp:extent cx="5400040" cy="239395"/>
-            <wp:effectExtent l="0" t="0" r="0" b="8255"/>
-            <wp:docPr id="27" name="Imagem 27"/>
+          <wp:inline distT="0" distB="0" distL="0" distR="0" wp14:anchorId="0EEC33A3" wp14:editId="4C906C0C">
+            <wp:extent cx="5400040" cy="1316990"/>
+            <wp:effectExtent l="0" t="0" r="0" b="0"/>
+            <wp:docPr id="26" name="Imagem 26"/>
             <wp:cNvGraphicFramePr>
               <a:graphicFrameLocks xmlns:a="http://schemas.openxmlformats.org/drawingml/2006/main" noChangeAspect="1"/>
             </wp:cNvGraphicFramePr>
@@ -4232,7 +4122,7 @@
                   <pic:spPr>
                     <a:xfrm>
                       <a:off x="0" y="0"/>
-                      <a:ext cx="5400040" cy="239395"/>
+                      <a:ext cx="5400040" cy="1316990"/>
                     </a:xfrm>
                     <a:prstGeom prst="rect">
                       <a:avLst/>
@@ -4260,7 +4150,31 @@
           <w:sz w:val="24"/>
           <w:szCs w:val="24"/>
         </w:rPr>
-        <w:t xml:space="preserve">Com a imagem no </w:t>
+        <w:t xml:space="preserve"> </w:t>
+      </w:r>
+      <w:r>
+        <w:rPr>
+          <w:rFonts w:ascii="Arial" w:eastAsia="Arial" w:hAnsi="Arial" w:cs="Arial"/>
+          <w:sz w:val="24"/>
+          <w:szCs w:val="24"/>
+        </w:rPr>
+        <w:t xml:space="preserve">Agora que o Alpine está no alvo, </w:t>
+      </w:r>
+      <w:r>
+        <w:rPr>
+          <w:rFonts w:ascii="Arial" w:eastAsia="Arial" w:hAnsi="Arial" w:cs="Arial"/>
+          <w:sz w:val="24"/>
+          <w:szCs w:val="24"/>
+        </w:rPr>
+        <w:t>vamo</w:t>
+      </w:r>
+      <w:r>
+        <w:rPr>
+          <w:rFonts w:ascii="Arial" w:eastAsia="Arial" w:hAnsi="Arial" w:cs="Arial"/>
+          <w:sz w:val="24"/>
+          <w:szCs w:val="24"/>
+        </w:rPr>
+        <w:t xml:space="preserve">s importar uma imagem para o </w:t>
       </w:r>
       <w:proofErr w:type="spellStart"/>
       <w:r>
@@ -4278,94 +4192,6 @@
           <w:sz w:val="24"/>
           <w:szCs w:val="24"/>
         </w:rPr>
-        <w:t>, i</w:t>
-      </w:r>
-      <w:r>
-        <w:rPr>
-          <w:rFonts w:ascii="Arial" w:eastAsia="Arial" w:hAnsi="Arial" w:cs="Arial"/>
-          <w:sz w:val="24"/>
-          <w:szCs w:val="24"/>
-        </w:rPr>
-        <w:t xml:space="preserve">nicializamos </w:t>
-      </w:r>
-      <w:r>
-        <w:rPr>
-          <w:rFonts w:ascii="Arial" w:eastAsia="Arial" w:hAnsi="Arial" w:cs="Arial"/>
-          <w:sz w:val="24"/>
-          <w:szCs w:val="24"/>
-        </w:rPr>
-        <w:t xml:space="preserve">ele </w:t>
-      </w:r>
-      <w:r>
-        <w:rPr>
-          <w:rFonts w:ascii="Arial" w:eastAsia="Arial" w:hAnsi="Arial" w:cs="Arial"/>
-          <w:sz w:val="24"/>
-          <w:szCs w:val="24"/>
-        </w:rPr>
-        <w:t>e</w:t>
-      </w:r>
-      <w:r>
-        <w:rPr>
-          <w:rFonts w:ascii="Arial" w:eastAsia="Arial" w:hAnsi="Arial" w:cs="Arial"/>
-          <w:sz w:val="24"/>
-          <w:szCs w:val="24"/>
-        </w:rPr>
-        <w:t>, em seguida,</w:t>
-      </w:r>
-      <w:r>
-        <w:rPr>
-          <w:rFonts w:ascii="Arial" w:eastAsia="Arial" w:hAnsi="Arial" w:cs="Arial"/>
-          <w:sz w:val="24"/>
-          <w:szCs w:val="24"/>
-        </w:rPr>
-        <w:t xml:space="preserve"> cria</w:t>
-      </w:r>
-      <w:r>
-        <w:rPr>
-          <w:rFonts w:ascii="Arial" w:eastAsia="Arial" w:hAnsi="Arial" w:cs="Arial"/>
-          <w:sz w:val="24"/>
-          <w:szCs w:val="24"/>
-        </w:rPr>
-        <w:t>mos</w:t>
-      </w:r>
-      <w:r>
-        <w:rPr>
-          <w:rFonts w:ascii="Arial" w:eastAsia="Arial" w:hAnsi="Arial" w:cs="Arial"/>
-          <w:sz w:val="24"/>
-          <w:szCs w:val="24"/>
-        </w:rPr>
-        <w:t xml:space="preserve"> e configura</w:t>
-      </w:r>
-      <w:r>
-        <w:rPr>
-          <w:rFonts w:ascii="Arial" w:eastAsia="Arial" w:hAnsi="Arial" w:cs="Arial"/>
-          <w:sz w:val="24"/>
-          <w:szCs w:val="24"/>
-        </w:rPr>
-        <w:t>mos</w:t>
-      </w:r>
-      <w:r>
-        <w:rPr>
-          <w:rFonts w:ascii="Arial" w:eastAsia="Arial" w:hAnsi="Arial" w:cs="Arial"/>
-          <w:sz w:val="24"/>
-          <w:szCs w:val="24"/>
-        </w:rPr>
-        <w:t xml:space="preserve"> o container</w:t>
-      </w:r>
-      <w:r>
-        <w:rPr>
-          <w:rFonts w:ascii="Arial" w:eastAsia="Arial" w:hAnsi="Arial" w:cs="Arial"/>
-          <w:sz w:val="24"/>
-          <w:szCs w:val="24"/>
-        </w:rPr>
-        <w:t xml:space="preserve"> para que ele tenha permissão root</w:t>
-      </w:r>
-      <w:r>
-        <w:rPr>
-          <w:rFonts w:ascii="Arial" w:eastAsia="Arial" w:hAnsi="Arial" w:cs="Arial"/>
-          <w:sz w:val="24"/>
-          <w:szCs w:val="24"/>
-        </w:rPr>
         <w:t>:</w:t>
       </w:r>
     </w:p>
@@ -4383,10 +4209,10 @@
           <w:noProof/>
         </w:rPr>
         <w:drawing>
-          <wp:inline distT="0" distB="0" distL="0" distR="0" wp14:anchorId="249EB816" wp14:editId="4944C018">
-            <wp:extent cx="5400040" cy="690880"/>
-            <wp:effectExtent l="0" t="0" r="0" b="0"/>
-            <wp:docPr id="28" name="Imagem 28"/>
+          <wp:inline distT="0" distB="0" distL="0" distR="0" wp14:anchorId="6CC7ED39" wp14:editId="47F387DC">
+            <wp:extent cx="5400040" cy="239395"/>
+            <wp:effectExtent l="0" t="0" r="0" b="8255"/>
+            <wp:docPr id="27" name="Imagem 27"/>
             <wp:cNvGraphicFramePr>
               <a:graphicFrameLocks xmlns:a="http://schemas.openxmlformats.org/drawingml/2006/main" noChangeAspect="1"/>
             </wp:cNvGraphicFramePr>
@@ -4406,7 +4232,7 @@
                   <pic:spPr>
                     <a:xfrm>
                       <a:off x="0" y="0"/>
-                      <a:ext cx="5400040" cy="690880"/>
+                      <a:ext cx="5400040" cy="239395"/>
                     </a:xfrm>
                     <a:prstGeom prst="rect">
                       <a:avLst/>
@@ -4434,15 +4260,113 @@
           <w:sz w:val="24"/>
           <w:szCs w:val="24"/>
         </w:rPr>
-        <w:t xml:space="preserve">Feito isso entramos no container que acabamos </w:t>
-      </w:r>
-      <w:r>
-        <w:rPr>
-          <w:rFonts w:ascii="Arial" w:eastAsia="Arial" w:hAnsi="Arial" w:cs="Arial"/>
-          <w:sz w:val="24"/>
-          <w:szCs w:val="24"/>
-        </w:rPr>
-        <w:t>conseguimos entrar como usuário root.</w:t>
+        <w:t xml:space="preserve">Com a imagem no </w:t>
+      </w:r>
+      <w:proofErr w:type="spellStart"/>
+      <w:r>
+        <w:rPr>
+          <w:rFonts w:ascii="Arial" w:eastAsia="Arial" w:hAnsi="Arial" w:cs="Arial"/>
+          <w:sz w:val="24"/>
+          <w:szCs w:val="24"/>
+        </w:rPr>
+        <w:t>lxc</w:t>
+      </w:r>
+      <w:proofErr w:type="spellEnd"/>
+      <w:r>
+        <w:rPr>
+          <w:rFonts w:ascii="Arial" w:eastAsia="Arial" w:hAnsi="Arial" w:cs="Arial"/>
+          <w:sz w:val="24"/>
+          <w:szCs w:val="24"/>
+        </w:rPr>
+        <w:t>, i</w:t>
+      </w:r>
+      <w:r>
+        <w:rPr>
+          <w:rFonts w:ascii="Arial" w:eastAsia="Arial" w:hAnsi="Arial" w:cs="Arial"/>
+          <w:sz w:val="24"/>
+          <w:szCs w:val="24"/>
+        </w:rPr>
+        <w:t xml:space="preserve">nicializamos </w:t>
+      </w:r>
+      <w:r>
+        <w:rPr>
+          <w:rFonts w:ascii="Arial" w:eastAsia="Arial" w:hAnsi="Arial" w:cs="Arial"/>
+          <w:sz w:val="24"/>
+          <w:szCs w:val="24"/>
+        </w:rPr>
+        <w:t xml:space="preserve">ele </w:t>
+      </w:r>
+      <w:r>
+        <w:rPr>
+          <w:rFonts w:ascii="Arial" w:eastAsia="Arial" w:hAnsi="Arial" w:cs="Arial"/>
+          <w:sz w:val="24"/>
+          <w:szCs w:val="24"/>
+        </w:rPr>
+        <w:t>e</w:t>
+      </w:r>
+      <w:r>
+        <w:rPr>
+          <w:rFonts w:ascii="Arial" w:eastAsia="Arial" w:hAnsi="Arial" w:cs="Arial"/>
+          <w:sz w:val="24"/>
+          <w:szCs w:val="24"/>
+        </w:rPr>
+        <w:t>, em seguida,</w:t>
+      </w:r>
+      <w:r>
+        <w:rPr>
+          <w:rFonts w:ascii="Arial" w:eastAsia="Arial" w:hAnsi="Arial" w:cs="Arial"/>
+          <w:sz w:val="24"/>
+          <w:szCs w:val="24"/>
+        </w:rPr>
+        <w:t xml:space="preserve"> cria</w:t>
+      </w:r>
+      <w:r>
+        <w:rPr>
+          <w:rFonts w:ascii="Arial" w:eastAsia="Arial" w:hAnsi="Arial" w:cs="Arial"/>
+          <w:sz w:val="24"/>
+          <w:szCs w:val="24"/>
+        </w:rPr>
+        <w:t>mos</w:t>
+      </w:r>
+      <w:r>
+        <w:rPr>
+          <w:rFonts w:ascii="Arial" w:eastAsia="Arial" w:hAnsi="Arial" w:cs="Arial"/>
+          <w:sz w:val="24"/>
+          <w:szCs w:val="24"/>
+        </w:rPr>
+        <w:t xml:space="preserve"> e configura</w:t>
+      </w:r>
+      <w:r>
+        <w:rPr>
+          <w:rFonts w:ascii="Arial" w:eastAsia="Arial" w:hAnsi="Arial" w:cs="Arial"/>
+          <w:sz w:val="24"/>
+          <w:szCs w:val="24"/>
+        </w:rPr>
+        <w:t>mos</w:t>
+      </w:r>
+      <w:r>
+        <w:rPr>
+          <w:rFonts w:ascii="Arial" w:eastAsia="Arial" w:hAnsi="Arial" w:cs="Arial"/>
+          <w:sz w:val="24"/>
+          <w:szCs w:val="24"/>
+        </w:rPr>
+        <w:t xml:space="preserve"> o container</w:t>
+      </w:r>
+      <w:r>
+        <w:rPr>
+          <w:rFonts w:ascii="Arial" w:eastAsia="Arial" w:hAnsi="Arial" w:cs="Arial"/>
+          <w:sz w:val="24"/>
+          <w:szCs w:val="24"/>
+        </w:rPr>
+        <w:t xml:space="preserve"> para que ele tenha permissão root</w:t>
+      </w:r>
+      <w:r>
+        <w:rPr>
+          <w:rFonts w:ascii="Arial" w:eastAsia="Arial" w:hAnsi="Arial" w:cs="Arial"/>
+          <w:sz w:val="24"/>
+          <w:szCs w:val="24"/>
+        </w:rPr>
+        <w:t>:</w:t>
       </w:r>
     </w:p>
     <w:p>
@@ -4458,12 +4382,11 @@
         <w:rPr>
           <w:noProof/>
         </w:rPr>
-        <w:lastRenderedPageBreak/>
         <w:drawing>
-          <wp:inline distT="0" distB="0" distL="0" distR="0" wp14:anchorId="06656037" wp14:editId="7A28E263">
-            <wp:extent cx="4286250" cy="676275"/>
-            <wp:effectExtent l="0" t="0" r="0" b="9525"/>
-            <wp:docPr id="29" name="Imagem 29"/>
+          <wp:inline distT="0" distB="0" distL="0" distR="0" wp14:anchorId="249EB816" wp14:editId="4944C018">
+            <wp:extent cx="5400040" cy="690880"/>
+            <wp:effectExtent l="0" t="0" r="0" b="0"/>
+            <wp:docPr id="28" name="Imagem 28"/>
             <wp:cNvGraphicFramePr>
               <a:graphicFrameLocks xmlns:a="http://schemas.openxmlformats.org/drawingml/2006/main" noChangeAspect="1"/>
             </wp:cNvGraphicFramePr>
@@ -4483,7 +4406,7 @@
                   <pic:spPr>
                     <a:xfrm>
                       <a:off x="0" y="0"/>
-                      <a:ext cx="4286250" cy="676275"/>
+                      <a:ext cx="5400040" cy="690880"/>
                     </a:xfrm>
                     <a:prstGeom prst="rect">
                       <a:avLst/>
@@ -4511,7 +4434,15 @@
           <w:sz w:val="24"/>
           <w:szCs w:val="24"/>
         </w:rPr>
-        <w:t>Devemos conseguir entrar no diretório da máquina mantendo o privilégio root:</w:t>
+        <w:t xml:space="preserve">Feito isso entramos no container que acabamos </w:t>
+      </w:r>
+      <w:r>
+        <w:rPr>
+          <w:rFonts w:ascii="Arial" w:eastAsia="Arial" w:hAnsi="Arial" w:cs="Arial"/>
+          <w:sz w:val="24"/>
+          <w:szCs w:val="24"/>
+        </w:rPr>
+        <w:t>conseguimos entrar como usuário root.</w:t>
       </w:r>
     </w:p>
     <w:p>
@@ -4527,11 +4458,12 @@
         <w:rPr>
           <w:noProof/>
         </w:rPr>
+        <w:lastRenderedPageBreak/>
         <w:drawing>
-          <wp:inline distT="0" distB="0" distL="0" distR="0" wp14:anchorId="1DB7236F" wp14:editId="1C79C5BB">
-            <wp:extent cx="5400040" cy="3594100"/>
-            <wp:effectExtent l="0" t="0" r="0" b="6350"/>
-            <wp:docPr id="30" name="Imagem 30"/>
+          <wp:inline distT="0" distB="0" distL="0" distR="0" wp14:anchorId="06656037" wp14:editId="7A28E263">
+            <wp:extent cx="4286250" cy="676275"/>
+            <wp:effectExtent l="0" t="0" r="0" b="9525"/>
+            <wp:docPr id="29" name="Imagem 29"/>
             <wp:cNvGraphicFramePr>
               <a:graphicFrameLocks xmlns:a="http://schemas.openxmlformats.org/drawingml/2006/main" noChangeAspect="1"/>
             </wp:cNvGraphicFramePr>
@@ -4551,7 +4483,7 @@
                   <pic:spPr>
                     <a:xfrm>
                       <a:off x="0" y="0"/>
-                      <a:ext cx="5400040" cy="3594100"/>
+                      <a:ext cx="4286250" cy="676275"/>
                     </a:xfrm>
                     <a:prstGeom prst="rect">
                       <a:avLst/>
@@ -4579,7 +4511,7 @@
           <w:sz w:val="24"/>
           <w:szCs w:val="24"/>
         </w:rPr>
-        <w:t>Abrindo o arquivo root.txt obtemos a segunda e última flag:</w:t>
+        <w:t>Devemos conseguir entrar no diretório da máquina mantendo o privilégio root:</w:t>
       </w:r>
     </w:p>
     <w:p>
@@ -4596,10 +4528,10 @@
           <w:noProof/>
         </w:rPr>
         <w:drawing>
-          <wp:inline distT="0" distB="0" distL="0" distR="0" wp14:anchorId="62F7137E" wp14:editId="3BB3AF6D">
-            <wp:extent cx="2609850" cy="571500"/>
-            <wp:effectExtent l="0" t="0" r="0" b="0"/>
-            <wp:docPr id="31" name="Imagem 31"/>
+          <wp:inline distT="0" distB="0" distL="0" distR="0" wp14:anchorId="1DB7236F" wp14:editId="1C79C5BB">
+            <wp:extent cx="5400040" cy="3594100"/>
+            <wp:effectExtent l="0" t="0" r="0" b="6350"/>
+            <wp:docPr id="30" name="Imagem 30"/>
             <wp:cNvGraphicFramePr>
               <a:graphicFrameLocks xmlns:a="http://schemas.openxmlformats.org/drawingml/2006/main" noChangeAspect="1"/>
             </wp:cNvGraphicFramePr>
@@ -4619,7 +4551,7 @@
                   <pic:spPr>
                     <a:xfrm>
                       <a:off x="0" y="0"/>
-                      <a:ext cx="2609850" cy="571500"/>
+                      <a:ext cx="5400040" cy="3594100"/>
                     </a:xfrm>
                     <a:prstGeom prst="rect">
                       <a:avLst/>
@@ -4641,6 +4573,76 @@
           <w:szCs w:val="24"/>
         </w:rPr>
       </w:pPr>
+      <w:r>
+        <w:rPr>
+          <w:rFonts w:ascii="Arial" w:eastAsia="Arial" w:hAnsi="Arial" w:cs="Arial"/>
+          <w:sz w:val="24"/>
+          <w:szCs w:val="24"/>
+        </w:rPr>
+        <w:t>Abrindo o arquivo root.txt obtemos a segunda e última flag:</w:t>
+      </w:r>
+    </w:p>
+    <w:p>
+      <w:pPr>
+        <w:ind w:firstLine="720"/>
+        <w:rPr>
+          <w:rFonts w:ascii="Arial" w:eastAsia="Arial" w:hAnsi="Arial" w:cs="Arial"/>
+          <w:sz w:val="24"/>
+          <w:szCs w:val="24"/>
+        </w:rPr>
+      </w:pPr>
+      <w:r>
+        <w:rPr>
+          <w:rFonts w:ascii="Arial" w:eastAsia="Arial" w:hAnsi="Arial" w:cs="Arial"/>
+          <w:sz w:val="24"/>
+          <w:szCs w:val="24"/>
+        </w:rPr>
+        <w:drawing>
+          <wp:inline distT="0" distB="0" distL="0" distR="0" wp14:anchorId="5A4D827D" wp14:editId="6A93EB7F">
+            <wp:extent cx="2762636" cy="514422"/>
+            <wp:effectExtent l="0" t="0" r="0" b="0"/>
+            <wp:docPr id="1501770346" name="Imagem 1"/>
+            <wp:cNvGraphicFramePr>
+              <a:graphicFrameLocks xmlns:a="http://schemas.openxmlformats.org/drawingml/2006/main" noChangeAspect="1"/>
+            </wp:cNvGraphicFramePr>
+            <a:graphic xmlns:a="http://schemas.openxmlformats.org/drawingml/2006/main">
+              <a:graphicData uri="http://schemas.openxmlformats.org/drawingml/2006/picture">
+                <pic:pic xmlns:pic="http://schemas.openxmlformats.org/drawingml/2006/picture">
+                  <pic:nvPicPr>
+                    <pic:cNvPr id="1501770346" name=""/>
+                    <pic:cNvPicPr/>
+                  </pic:nvPicPr>
+                  <pic:blipFill>
+                    <a:blip r:embed="rId31"/>
+                    <a:stretch>
+                      <a:fillRect/>
+                    </a:stretch>
+                  </pic:blipFill>
+                  <pic:spPr>
+                    <a:xfrm>
+                      <a:off x="0" y="0"/>
+                      <a:ext cx="2762636" cy="514422"/>
+                    </a:xfrm>
+                    <a:prstGeom prst="rect">
+                      <a:avLst/>
+                    </a:prstGeom>
+                  </pic:spPr>
+                </pic:pic>
+              </a:graphicData>
+            </a:graphic>
+          </wp:inline>
+        </w:drawing>
+      </w:r>
+    </w:p>
+    <w:p>
+      <w:pPr>
+        <w:ind w:firstLine="720"/>
+        <w:rPr>
+          <w:rFonts w:ascii="Arial" w:eastAsia="Arial" w:hAnsi="Arial" w:cs="Arial"/>
+          <w:sz w:val="24"/>
+          <w:szCs w:val="24"/>
+        </w:rPr>
+      </w:pPr>
     </w:p>
     <w:p>
       <w:pPr>
@@ -4694,6 +4696,13 @@
       </w:r>
     </w:p>
     <w:p>
+      <w:pPr>
+        <w:rPr>
+          <w:rFonts w:ascii="Arial" w:eastAsia="Arial" w:hAnsi="Arial" w:cs="Arial"/>
+          <w:sz w:val="24"/>
+          <w:szCs w:val="24"/>
+        </w:rPr>
+      </w:pPr>
       <w:r>
         <w:rPr>
           <w:rFonts w:ascii="Arial" w:eastAsia="Arial" w:hAnsi="Arial" w:cs="Arial"/>
@@ -4708,7 +4717,23 @@
           <w:sz w:val="24"/>
           <w:szCs w:val="24"/>
         </w:rPr>
-        <w:t xml:space="preserve">uma boa porta de entrada para containers, já que não se aprofunda muito no tema mas faz o </w:t>
+        <w:t xml:space="preserve">uma boa porta de entrada para containers, já que não se aprofunda muito no </w:t>
+      </w:r>
+      <w:r>
+        <w:rPr>
+          <w:rFonts w:ascii="Arial" w:eastAsia="Arial" w:hAnsi="Arial" w:cs="Arial"/>
+          <w:sz w:val="24"/>
+          <w:szCs w:val="24"/>
+        </w:rPr>
+        <w:t>tema,</w:t>
+      </w:r>
+      <w:r>
+        <w:rPr>
+          <w:rFonts w:ascii="Arial" w:eastAsia="Arial" w:hAnsi="Arial" w:cs="Arial"/>
+          <w:sz w:val="24"/>
+          <w:szCs w:val="24"/>
+        </w:rPr>
+        <w:t xml:space="preserve"> mas faz o </w:t>
       </w:r>
       <w:r>
         <w:rPr>
@@ -4727,6 +4752,24 @@
         <w:t>para conseguir entender como funciona e como se aproveitar dele, além disso as partes de exploração web não são de grande dificuldade e possibilitam o usuário praticar suas habilidades no tema.</w:t>
       </w:r>
     </w:p>
+    <w:p>
+      <w:pPr>
+        <w:rPr>
+          <w:rFonts w:ascii="Arial" w:eastAsia="Arial" w:hAnsi="Arial" w:cs="Arial"/>
+          <w:sz w:val="24"/>
+          <w:szCs w:val="24"/>
+        </w:rPr>
+      </w:pPr>
+      <w:r>
+        <w:rPr>
+          <w:rFonts w:ascii="Arial" w:eastAsia="Arial" w:hAnsi="Arial" w:cs="Arial"/>
+          <w:sz w:val="24"/>
+          <w:szCs w:val="24"/>
+        </w:rPr>
+        <w:br w:type="page"/>
+      </w:r>
+    </w:p>
+    <w:p/>
     <w:p>
       <w:pPr>
         <w:pBdr>
@@ -4790,7 +4833,7 @@
           <w:szCs w:val="24"/>
         </w:rPr>
       </w:pPr>
-      <w:hyperlink r:id="rId31" w:history="1">
+      <w:hyperlink r:id="rId32" w:history="1">
         <w:r>
           <w:rPr>
             <w:rStyle w:val="Hyperlink"/>
@@ -4834,7 +4877,7 @@
           <w:szCs w:val="24"/>
         </w:rPr>
       </w:pPr>
-      <w:hyperlink r:id="rId32" w:history="1">
+      <w:hyperlink r:id="rId33" w:history="1">
         <w:r>
           <w:rPr>
             <w:rStyle w:val="Hyperlink"/>
@@ -4868,7 +4911,7 @@
           <w:lang w:val="en-US"/>
         </w:rPr>
       </w:pPr>
-      <w:hyperlink r:id="rId33" w:history="1">
+      <w:hyperlink r:id="rId34" w:history="1">
         <w:r>
           <w:rPr>
             <w:rStyle w:val="Hyperlink"/>
@@ -4903,7 +4946,7 @@
           <w:lang w:val="en-US"/>
         </w:rPr>
       </w:pPr>
-      <w:hyperlink r:id="rId34" w:history="1">
+      <w:hyperlink r:id="rId35" w:history="1">
         <w:r>
           <w:rPr>
             <w:rStyle w:val="Hyperlink"/>
@@ -4961,8 +5004,8 @@
       </w:pPr>
     </w:p>
     <w:sectPr>
-      <w:headerReference w:type="default" r:id="rId35"/>
-      <w:footerReference w:type="default" r:id="rId36"/>
+      <w:headerReference w:type="default" r:id="rId36"/>
+      <w:footerReference w:type="default" r:id="rId37"/>
       <w:pgSz w:w="11906" w:h="16838"/>
       <w:pgMar w:top="1417" w:right="1701" w:bottom="1417" w:left="1701" w:header="708" w:footer="261" w:gutter="0"/>
       <w:pgNumType w:start="1"/>
@@ -6721,6 +6764,10 @@
 </go:gDocsCustomXmlDataStorage>
 </file>
 
+<file path=customXml/item2.xml><?xml version="1.0" encoding="utf-8"?>
+<b:Sources xmlns:b="http://schemas.openxmlformats.org/officeDocument/2006/bibliography" xmlns="http://schemas.openxmlformats.org/officeDocument/2006/bibliography" SelectedStyle="\APASixthEditionOfficeOnline.xsl" StyleName="APA" Version="6"/>
+</file>
+
 <file path=customXml/itemProps1.xml><?xml version="1.0" encoding="utf-8"?>
 <ds:datastoreItem xmlns:ds="http://schemas.openxmlformats.org/officeDocument/2006/customXml" ds:itemID="{11111111-1234-1234-1234-123412341234}">
   <ds:schemaRefs>
@@ -6728,4 +6775,12 @@
     <ds:schemaRef ds:uri="http://schemas.openxmlformats.org/officeDocument/2006/relationships"/>
   </ds:schemaRefs>
 </ds:datastoreItem>
+</file>
+
+<file path=customXml/itemProps2.xml><?xml version="1.0" encoding="utf-8"?>
+<ds:datastoreItem xmlns:ds="http://schemas.openxmlformats.org/officeDocument/2006/customXml" ds:itemID="{62944C20-DAC8-4D70-934B-19CD6D238887}">
+  <ds:schemaRefs>
+    <ds:schemaRef ds:uri="http://schemas.openxmlformats.org/officeDocument/2006/bibliography"/>
+  </ds:schemaRefs>
+</ds:datastoreItem>
 </file>